--- a/report_template/template_main/HRDComplete_hospital_v3.1.0.docx
+++ b/report_template/template_main/HRDComplete_hospital_v3.1.0.docx
@@ -118,7 +118,7 @@
                     </wp:anchor>
                   </w:drawing>
                 </mc:Choice>
-                <mc:Fallback xmlns:w16du="http://schemas.microsoft.com/office/word/2023/wordml/word16du" xmlns:oel="http://schemas.microsoft.com/office/2019/extlst">
+                <mc:Fallback xmlns:oel="http://schemas.microsoft.com/office/2019/extlst" xmlns:w16du="http://schemas.microsoft.com/office/word/2023/wordml/word16du">
                   <w:pict>
                     <v:shapetype w14:anchorId="084F4781" id="_x0000_t120" coordsize="21600,21600" o:spt="120" path="m10800,qx,10800,10800,21600,21600,10800,10800,xe">
                       <v:path gradientshapeok="t" o:connecttype="custom" o:connectlocs="10800,0;3163,3163;0,10800;3163,18437;10800,21600;18437,18437;21600,10800;18437,3163" textboxrect="3163,3163,18437,18437"/>
@@ -249,7 +249,7 @@
                     </wp:anchor>
                   </w:drawing>
                 </mc:Choice>
-                <mc:Fallback xmlns:w16du="http://schemas.microsoft.com/office/word/2023/wordml/word16du" xmlns:oel="http://schemas.microsoft.com/office/2019/extlst">
+                <mc:Fallback xmlns:oel="http://schemas.microsoft.com/office/2019/extlst" xmlns:w16du="http://schemas.microsoft.com/office/word/2023/wordml/word16du">
                   <w:pict>
                     <v:roundrect w14:anchorId="6860DF41" id="矩形: 圆角 69" o:spid="_x0000_s1026" style="position:absolute;left:0;text-align:left;margin-left:-2.75pt;margin-top:3.25pt;width:71.3pt;height:25.3pt;z-index:-251626496;visibility:visible;mso-wrap-style:square;mso-wrap-distance-left:9pt;mso-wrap-distance-top:0;mso-wrap-distance-right:9pt;mso-wrap-distance-bottom:0;mso-position-horizontal:absolute;mso-position-horizontal-relative:margin;mso-position-vertical:absolute;mso-position-vertical-relative:text;v-text-anchor:middle" arcsize="10923f" o:gfxdata="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" fillcolor="#f2f2f2 [3052]" stroked="f" strokeweight="1pt">
                       <v:stroke joinstyle="miter"/>
@@ -269,21 +269,8 @@
                 <w:sz w:val="28"/>
                 <w:szCs w:val="28"/>
               </w:rPr>
-              <w:t>检测总</w:t>
-            </w:r>
-            <w:proofErr w:type="gramStart"/>
-            <w:r>
-              <w:rPr>
-                <w:rFonts w:ascii="思源黑体 CN Bold" w:eastAsia="思源黑体 CN Bold" w:hAnsi="思源黑体 CN Bold" w:hint="eastAsia"/>
-                <w:b/>
-                <w:bCs/>
-                <w:color w:val="1E7648"/>
-                <w:sz w:val="28"/>
-                <w:szCs w:val="28"/>
-              </w:rPr>
-              <w:t>览</w:t>
-            </w:r>
-            <w:proofErr w:type="gramEnd"/>
+              <w:t>检测总览</w:t>
+            </w:r>
           </w:p>
         </w:tc>
       </w:tr>
@@ -1037,25 +1024,7 @@
                 <w:sz w:val="17"/>
                 <w:szCs w:val="17"/>
               </w:rPr>
-              <w:t>基因编码区和外显子-内含子</w:t>
-            </w:r>
-            <w:proofErr w:type="gramStart"/>
-            <w:r>
-              <w:rPr>
-                <w:rFonts w:ascii="思源黑体 CN Normal" w:eastAsia="思源黑体 CN Normal" w:hAnsi="思源黑体 CN Normal"/>
-                <w:sz w:val="17"/>
-                <w:szCs w:val="17"/>
-              </w:rPr>
-              <w:t>连接区</w:t>
-            </w:r>
-            <w:proofErr w:type="gramEnd"/>
-            <w:r>
-              <w:rPr>
-                <w:rFonts w:ascii="思源黑体 CN Normal" w:eastAsia="思源黑体 CN Normal" w:hAnsi="思源黑体 CN Normal"/>
-                <w:sz w:val="17"/>
-                <w:szCs w:val="17"/>
-              </w:rPr>
-              <w:t>的突变</w:t>
+              <w:t>基因编码区和外显子-内含子连接区的突变</w:t>
             </w:r>
             <w:r>
               <w:rPr>
@@ -1166,25 +1135,7 @@
                 <w:sz w:val="17"/>
                 <w:szCs w:val="17"/>
               </w:rPr>
-              <w:t>PARP抑制剂和其他相关靶</w:t>
-            </w:r>
-            <w:proofErr w:type="gramStart"/>
-            <w:r>
-              <w:rPr>
-                <w:rFonts w:ascii="思源黑体 CN Normal" w:eastAsia="思源黑体 CN Normal" w:hAnsi="思源黑体 CN Normal"/>
-                <w:sz w:val="17"/>
-                <w:szCs w:val="17"/>
-              </w:rPr>
-              <w:t>向药物</w:t>
-            </w:r>
-            <w:proofErr w:type="gramEnd"/>
-            <w:r>
-              <w:rPr>
-                <w:rFonts w:ascii="思源黑体 CN Normal" w:eastAsia="思源黑体 CN Normal" w:hAnsi="思源黑体 CN Normal"/>
-                <w:sz w:val="17"/>
-                <w:szCs w:val="17"/>
-              </w:rPr>
-              <w:t>提供指导建议</w:t>
+              <w:t>PARP抑制剂和其他相关靶向药物提供指导建议</w:t>
             </w:r>
           </w:p>
         </w:tc>
@@ -1207,9 +1158,144 @@
           <w:szCs w:val="13"/>
           <w:highlight w:val="magenta"/>
         </w:rPr>
-        <w:t xml:space="preserve">{{r </w:t>
-      </w:r>
-      <w:proofErr w:type="spellStart"/>
+        <w:t>{{r page_break }}</w:t>
+      </w:r>
+    </w:p>
+    <w:p>
+      <w:pPr>
+        <w:pStyle w:val="2"/>
+        <w:spacing w:before="0" w:after="0" w:line="240" w:lineRule="auto"/>
+        <w:rPr>
+          <w:rFonts w:ascii="思源黑体 CN Bold" w:eastAsia="思源黑体 CN Bold" w:hAnsi="思源黑体 CN Bold"/>
+          <w:color w:val="1E7648"/>
+          <w:sz w:val="24"/>
+          <w:szCs w:val="24"/>
+        </w:rPr>
+      </w:pPr>
+      <w:r>
+        <w:rPr>
+          <w:rFonts w:ascii="思源黑体 CN Bold" w:eastAsia="思源黑体 CN Bold" w:hAnsi="思源黑体 CN Bold"/>
+          <w:color w:val="1E7648"/>
+          <w:sz w:val="24"/>
+          <w:szCs w:val="24"/>
+        </w:rPr>
+        <w:t>&gt;</w:t>
+      </w:r>
+      <w:r>
+        <w:rPr>
+          <w:rFonts w:ascii="思源黑体 CN Bold" w:eastAsia="思源黑体 CN Bold" w:hAnsi="思源黑体 CN Bold" w:hint="eastAsia"/>
+          <w:color w:val="1E7648"/>
+          <w:sz w:val="24"/>
+          <w:szCs w:val="24"/>
+        </w:rPr>
+        <w:t>1.</w:t>
+      </w:r>
+      <w:r>
+        <w:rPr>
+          <w:rFonts w:ascii="思源黑体 CN Bold" w:eastAsia="思源黑体 CN Bold" w:hAnsi="思源黑体 CN Bold"/>
+          <w:color w:val="1E7648"/>
+          <w:sz w:val="24"/>
+          <w:szCs w:val="24"/>
+        </w:rPr>
+        <w:t xml:space="preserve">3 </w:t>
+      </w:r>
+      <w:r>
+        <w:rPr>
+          <w:rFonts w:ascii="思源黑体 CN Bold" w:eastAsia="思源黑体 CN Bold" w:hAnsi="思源黑体 CN Bold" w:hint="eastAsia"/>
+          <w:color w:val="1E7648"/>
+          <w:sz w:val="24"/>
+          <w:szCs w:val="24"/>
+        </w:rPr>
+        <w:t>检测结果小结</w:t>
+      </w:r>
+    </w:p>
+    <w:p>
+      <w:pPr>
+        <w:rPr>
+          <w:rFonts w:ascii="思源黑体 CN Bold" w:eastAsia="思源黑体 CN Bold" w:hAnsi="思源黑体 CN Bold" w:cstheme="majorBidi"/>
+          <w:b/>
+          <w:bCs/>
+          <w:color w:val="1E7648"/>
+          <w:sz w:val="24"/>
+          <w:szCs w:val="24"/>
+        </w:rPr>
+      </w:pPr>
+      <w:r>
+        <w:rPr>
+          <w:rFonts w:ascii="思源黑体 CN Bold" w:eastAsia="思源黑体 CN Bold" w:hAnsi="思源黑体 CN Bold" w:cstheme="majorBidi" w:hint="eastAsia"/>
+          <w:b/>
+          <w:bCs/>
+          <w:color w:val="1E7648"/>
+          <w:sz w:val="24"/>
+          <w:szCs w:val="24"/>
+        </w:rPr>
+        <w:t>{</w:t>
+      </w:r>
+      <w:r>
+        <w:rPr>
+          <w:rFonts w:ascii="思源黑体 CN Bold" w:eastAsia="思源黑体 CN Bold" w:hAnsi="思源黑体 CN Bold" w:cstheme="majorBidi"/>
+          <w:b/>
+          <w:bCs/>
+          <w:color w:val="1E7648"/>
+          <w:sz w:val="24"/>
+          <w:szCs w:val="24"/>
+        </w:rPr>
+        <w:t xml:space="preserve">{p </w:t>
+      </w:r>
+      <w:r>
+        <w:rPr>
+          <w:rFonts w:ascii="思源黑体 CN Bold" w:eastAsia="思源黑体 CN Bold" w:hAnsi="思源黑体 CN Bold" w:cstheme="majorBidi" w:hint="eastAsia"/>
+          <w:b/>
+          <w:bCs/>
+          <w:color w:val="1E7648"/>
+          <w:sz w:val="24"/>
+          <w:szCs w:val="24"/>
+        </w:rPr>
+        <w:t>sub</w:t>
+      </w:r>
+      <w:r>
+        <w:rPr>
+          <w:rFonts w:ascii="思源黑体 CN Bold" w:eastAsia="思源黑体 CN Bold" w:hAnsi="思源黑体 CN Bold" w:cstheme="majorBidi"/>
+          <w:b/>
+          <w:bCs/>
+          <w:color w:val="1E7648"/>
+          <w:sz w:val="24"/>
+          <w:szCs w:val="24"/>
+        </w:rPr>
+        <w:t>doc.</w:t>
+      </w:r>
+      <w:r>
+        <w:rPr>
+          <w:rFonts w:ascii="思源黑体 CN Bold" w:eastAsia="思源黑体 CN Bold" w:hAnsi="思源黑体 CN Bold" w:cstheme="majorBidi"/>
+          <w:b/>
+          <w:bCs/>
+          <w:color w:val="1E7648"/>
+          <w:sz w:val="24"/>
+          <w:szCs w:val="24"/>
+        </w:rPr>
+        <w:t>dyn_1_Overview_Summary</w:t>
+      </w:r>
+      <w:r>
+        <w:rPr>
+          <w:rFonts w:ascii="思源黑体 CN Bold" w:eastAsia="思源黑体 CN Bold" w:hAnsi="思源黑体 CN Bold" w:cstheme="majorBidi"/>
+          <w:b/>
+          <w:bCs/>
+          <w:color w:val="1E7648"/>
+          <w:sz w:val="24"/>
+          <w:szCs w:val="24"/>
+        </w:rPr>
+        <w:t>}}</w:t>
+      </w:r>
+    </w:p>
+    <w:p>
+      <w:pPr>
+        <w:rPr>
+          <w:rFonts w:ascii="思源黑体 CN Light" w:eastAsia="思源黑体 CN Light" w:hAnsi="思源黑体 CN Light"/>
+          <w:color w:val="595959" w:themeColor="text1" w:themeTint="A6"/>
+          <w:sz w:val="13"/>
+          <w:szCs w:val="13"/>
+        </w:rPr>
+      </w:pPr>
       <w:r>
         <w:rPr>
           <w:rFonts w:ascii="思源黑体 CN Light" w:eastAsia="思源黑体 CN Light" w:hAnsi="思源黑体 CN Light" w:hint="eastAsia"/>
@@ -1218,230 +1304,7 @@
           <w:szCs w:val="13"/>
           <w:highlight w:val="magenta"/>
         </w:rPr>
-        <w:t>page_</w:t>
-      </w:r>
-      <w:proofErr w:type="gramStart"/>
-      <w:r>
-        <w:rPr>
-          <w:rFonts w:ascii="思源黑体 CN Light" w:eastAsia="思源黑体 CN Light" w:hAnsi="思源黑体 CN Light" w:hint="eastAsia"/>
-          <w:color w:val="595959" w:themeColor="text1" w:themeTint="A6"/>
-          <w:sz w:val="13"/>
-          <w:szCs w:val="13"/>
-          <w:highlight w:val="magenta"/>
-        </w:rPr>
-        <w:t>break</w:t>
-      </w:r>
-      <w:proofErr w:type="spellEnd"/>
-      <w:r>
-        <w:rPr>
-          <w:rFonts w:ascii="思源黑体 CN Light" w:eastAsia="思源黑体 CN Light" w:hAnsi="思源黑体 CN Light" w:hint="eastAsia"/>
-          <w:color w:val="595959" w:themeColor="text1" w:themeTint="A6"/>
-          <w:sz w:val="13"/>
-          <w:szCs w:val="13"/>
-          <w:highlight w:val="magenta"/>
-        </w:rPr>
-        <w:t xml:space="preserve"> }</w:t>
-      </w:r>
-      <w:proofErr w:type="gramEnd"/>
-      <w:r>
-        <w:rPr>
-          <w:rFonts w:ascii="思源黑体 CN Light" w:eastAsia="思源黑体 CN Light" w:hAnsi="思源黑体 CN Light" w:hint="eastAsia"/>
-          <w:color w:val="595959" w:themeColor="text1" w:themeTint="A6"/>
-          <w:sz w:val="13"/>
-          <w:szCs w:val="13"/>
-          <w:highlight w:val="magenta"/>
-        </w:rPr>
-        <w:t>}</w:t>
-      </w:r>
-    </w:p>
-    <w:p>
-      <w:pPr>
-        <w:pStyle w:val="2"/>
-        <w:spacing w:before="0" w:after="0" w:line="240" w:lineRule="auto"/>
-        <w:rPr>
-          <w:rFonts w:ascii="思源黑体 CN Bold" w:eastAsia="思源黑体 CN Bold" w:hAnsi="思源黑体 CN Bold"/>
-          <w:color w:val="1E7648"/>
-          <w:sz w:val="24"/>
-          <w:szCs w:val="24"/>
-        </w:rPr>
-      </w:pPr>
-      <w:r>
-        <w:rPr>
-          <w:rFonts w:ascii="思源黑体 CN Bold" w:eastAsia="思源黑体 CN Bold" w:hAnsi="思源黑体 CN Bold"/>
-          <w:color w:val="1E7648"/>
-          <w:sz w:val="24"/>
-          <w:szCs w:val="24"/>
-        </w:rPr>
-        <w:t>&gt;</w:t>
-      </w:r>
-      <w:r>
-        <w:rPr>
-          <w:rFonts w:ascii="思源黑体 CN Bold" w:eastAsia="思源黑体 CN Bold" w:hAnsi="思源黑体 CN Bold" w:hint="eastAsia"/>
-          <w:color w:val="1E7648"/>
-          <w:sz w:val="24"/>
-          <w:szCs w:val="24"/>
-        </w:rPr>
-        <w:t>1.</w:t>
-      </w:r>
-      <w:r>
-        <w:rPr>
-          <w:rFonts w:ascii="思源黑体 CN Bold" w:eastAsia="思源黑体 CN Bold" w:hAnsi="思源黑体 CN Bold"/>
-          <w:color w:val="1E7648"/>
-          <w:sz w:val="24"/>
-          <w:szCs w:val="24"/>
-        </w:rPr>
-        <w:t xml:space="preserve">3 </w:t>
-      </w:r>
-      <w:r>
-        <w:rPr>
-          <w:rFonts w:ascii="思源黑体 CN Bold" w:eastAsia="思源黑体 CN Bold" w:hAnsi="思源黑体 CN Bold" w:hint="eastAsia"/>
-          <w:color w:val="1E7648"/>
-          <w:sz w:val="24"/>
-          <w:szCs w:val="24"/>
-        </w:rPr>
-        <w:t>检测结果小结</w:t>
-      </w:r>
-    </w:p>
-    <w:p>
-      <w:pPr>
-        <w:rPr>
-          <w:rFonts w:ascii="思源黑体 CN Bold" w:eastAsia="思源黑体 CN Bold" w:hAnsi="思源黑体 CN Bold" w:cstheme="majorBidi"/>
-          <w:b/>
-          <w:bCs/>
-          <w:color w:val="1E7648"/>
-          <w:sz w:val="24"/>
-          <w:szCs w:val="24"/>
-        </w:rPr>
-      </w:pPr>
-      <w:r>
-        <w:rPr>
-          <w:rFonts w:ascii="思源黑体 CN Bold" w:eastAsia="思源黑体 CN Bold" w:hAnsi="思源黑体 CN Bold" w:cstheme="majorBidi" w:hint="eastAsia"/>
-          <w:b/>
-          <w:bCs/>
-          <w:color w:val="1E7648"/>
-          <w:sz w:val="24"/>
-          <w:szCs w:val="24"/>
-        </w:rPr>
-        <w:t>{</w:t>
-      </w:r>
-      <w:r>
-        <w:rPr>
-          <w:rFonts w:ascii="思源黑体 CN Bold" w:eastAsia="思源黑体 CN Bold" w:hAnsi="思源黑体 CN Bold" w:cstheme="majorBidi"/>
-          <w:b/>
-          <w:bCs/>
-          <w:color w:val="1E7648"/>
-          <w:sz w:val="24"/>
-          <w:szCs w:val="24"/>
-        </w:rPr>
-        <w:t xml:space="preserve">{p </w:t>
-      </w:r>
-      <w:r>
-        <w:rPr>
-          <w:rFonts w:ascii="思源黑体 CN Bold" w:eastAsia="思源黑体 CN Bold" w:hAnsi="思源黑体 CN Bold" w:cstheme="majorBidi" w:hint="eastAsia"/>
-          <w:b/>
-          <w:bCs/>
-          <w:color w:val="1E7648"/>
-          <w:sz w:val="24"/>
-          <w:szCs w:val="24"/>
-        </w:rPr>
-        <w:t>sub</w:t>
-      </w:r>
-      <w:r>
-        <w:rPr>
-          <w:rFonts w:ascii="思源黑体 CN Bold" w:eastAsia="思源黑体 CN Bold" w:hAnsi="思源黑体 CN Bold" w:cstheme="majorBidi"/>
-          <w:b/>
-          <w:bCs/>
-          <w:color w:val="1E7648"/>
-          <w:sz w:val="24"/>
-          <w:szCs w:val="24"/>
-        </w:rPr>
-        <w:t>doc.</w:t>
-      </w:r>
-      <w:r>
-        <w:rPr>
-          <w:rFonts w:ascii="思源黑体 CN Bold" w:eastAsia="思源黑体 CN Bold" w:hAnsi="思源黑体 CN Bold" w:cstheme="majorBidi"/>
-          <w:b/>
-          <w:bCs/>
-          <w:color w:val="1E7648"/>
-          <w:sz w:val="24"/>
-          <w:szCs w:val="24"/>
-        </w:rPr>
-        <w:t>dyn_1_Overview_Summary</w:t>
-      </w:r>
-      <w:r>
-        <w:rPr>
-          <w:rFonts w:ascii="思源黑体 CN Bold" w:eastAsia="思源黑体 CN Bold" w:hAnsi="思源黑体 CN Bold" w:cstheme="majorBidi"/>
-          <w:b/>
-          <w:bCs/>
-          <w:color w:val="1E7648"/>
-          <w:sz w:val="24"/>
-          <w:szCs w:val="24"/>
-        </w:rPr>
-        <w:t>}}</w:t>
-      </w:r>
-    </w:p>
-    <w:p>
-      <w:pPr>
-        <w:rPr>
-          <w:rFonts w:ascii="思源黑体 CN Light" w:eastAsia="思源黑体 CN Light" w:hAnsi="思源黑体 CN Light"/>
-          <w:color w:val="595959" w:themeColor="text1" w:themeTint="A6"/>
-          <w:sz w:val="13"/>
-          <w:szCs w:val="13"/>
-        </w:rPr>
-      </w:pPr>
-      <w:r>
-        <w:rPr>
-          <w:rFonts w:ascii="思源黑体 CN Light" w:eastAsia="思源黑体 CN Light" w:hAnsi="思源黑体 CN Light" w:hint="eastAsia"/>
-          <w:color w:val="595959" w:themeColor="text1" w:themeTint="A6"/>
-          <w:sz w:val="13"/>
-          <w:szCs w:val="13"/>
-          <w:highlight w:val="magenta"/>
-        </w:rPr>
-        <w:t xml:space="preserve">{{r </w:t>
-      </w:r>
-      <w:proofErr w:type="spellStart"/>
-      <w:r>
-        <w:rPr>
-          <w:rFonts w:ascii="思源黑体 CN Light" w:eastAsia="思源黑体 CN Light" w:hAnsi="思源黑体 CN Light" w:hint="eastAsia"/>
-          <w:color w:val="595959" w:themeColor="text1" w:themeTint="A6"/>
-          <w:sz w:val="13"/>
-          <w:szCs w:val="13"/>
-          <w:highlight w:val="magenta"/>
-        </w:rPr>
-        <w:t>page_</w:t>
-      </w:r>
-      <w:proofErr w:type="gramStart"/>
-      <w:r>
-        <w:rPr>
-          <w:rFonts w:ascii="思源黑体 CN Light" w:eastAsia="思源黑体 CN Light" w:hAnsi="思源黑体 CN Light" w:hint="eastAsia"/>
-          <w:color w:val="595959" w:themeColor="text1" w:themeTint="A6"/>
-          <w:sz w:val="13"/>
-          <w:szCs w:val="13"/>
-          <w:highlight w:val="magenta"/>
-        </w:rPr>
-        <w:t>break</w:t>
-      </w:r>
-      <w:proofErr w:type="spellEnd"/>
-      <w:r>
-        <w:rPr>
-          <w:rFonts w:ascii="思源黑体 CN Light" w:eastAsia="思源黑体 CN Light" w:hAnsi="思源黑体 CN Light" w:hint="eastAsia"/>
-          <w:color w:val="595959" w:themeColor="text1" w:themeTint="A6"/>
-          <w:sz w:val="13"/>
-          <w:szCs w:val="13"/>
-          <w:highlight w:val="magenta"/>
-        </w:rPr>
-        <w:t xml:space="preserve"> }</w:t>
-      </w:r>
-      <w:proofErr w:type="gramEnd"/>
-      <w:r>
-        <w:rPr>
-          <w:rFonts w:ascii="思源黑体 CN Light" w:eastAsia="思源黑体 CN Light" w:hAnsi="思源黑体 CN Light" w:hint="eastAsia"/>
-          <w:color w:val="595959" w:themeColor="text1" w:themeTint="A6"/>
-          <w:sz w:val="13"/>
-          <w:szCs w:val="13"/>
-          <w:highlight w:val="magenta"/>
-        </w:rPr>
-        <w:t>}</w:t>
+        <w:t>{{r page_break }}</w:t>
       </w:r>
     </w:p>
     <w:p>
@@ -1554,16 +1417,7 @@
           <w:sz w:val="21"/>
           <w:szCs w:val="21"/>
         </w:rPr>
-        <w:t>同源重组缺陷（</w:t>
-      </w:r>
-      <w:r>
-        <w:rPr>
-          <w:rFonts w:ascii="思源黑体 CN Bold" w:eastAsia="思源黑体 CN Bold" w:hAnsi="思源黑体 CN Bold" w:cstheme="minorBidi" w:hint="eastAsia"/>
-          <w:color w:val="1E7648"/>
-          <w:sz w:val="21"/>
-          <w:szCs w:val="21"/>
-        </w:rPr>
-        <w:t>H</w:t>
+        <w:t>同源重组缺陷（H</w:t>
       </w:r>
       <w:r>
         <w:rPr>
@@ -2228,25 +2082,7 @@
           <w:sz w:val="21"/>
           <w:szCs w:val="21"/>
         </w:rPr>
-        <w:t>已获批</w:t>
-      </w:r>
-      <w:r>
-        <w:rPr>
-          <w:rFonts w:ascii="思源黑体 CN Bold" w:eastAsia="思源黑体 CN Bold" w:hAnsi="思源黑体 CN Bold" w:cstheme="minorBidi" w:hint="eastAsia"/>
-          <w:color w:val="1E7648"/>
-          <w:sz w:val="21"/>
-          <w:szCs w:val="21"/>
-        </w:rPr>
-        <w:t>PARP</w:t>
-      </w:r>
-      <w:r>
-        <w:rPr>
-          <w:rFonts w:ascii="思源黑体 CN Bold" w:eastAsia="思源黑体 CN Bold" w:hAnsi="思源黑体 CN Bold" w:cstheme="minorBidi" w:hint="eastAsia"/>
-          <w:color w:val="1E7648"/>
-          <w:sz w:val="21"/>
-          <w:szCs w:val="21"/>
-        </w:rPr>
-        <w:t>抑制剂相关标志物检测结果汇总</w:t>
+        <w:t>已获批PARP抑制剂相关标志物检测结果汇总</w:t>
       </w:r>
     </w:p>
     <w:p>
@@ -2593,7 +2429,25 @@
           <w:sz w:val="16"/>
           <w:szCs w:val="16"/>
         </w:rPr>
-        <w:t>III类-临床意义不明的变异目前尚未发现可能与肿瘤发生发展相关的变异。</w:t>
+        <w:t>III类-临床意义不明</w:t>
+      </w:r>
+      <w:r>
+        <w:rPr>
+          <w:rFonts w:ascii="思源黑体 CN Normal" w:eastAsia="思源黑体 CN Normal" w:hAnsi="思源黑体 CN Normal" w:hint="eastAsia"/>
+          <w:color w:val="000000"/>
+          <w:sz w:val="16"/>
+          <w:szCs w:val="16"/>
+        </w:rPr>
+        <w:t>且</w:t>
+      </w:r>
+      <w:r>
+        <w:rPr>
+          <w:rFonts w:ascii="思源黑体 CN Normal" w:eastAsia="思源黑体 CN Normal" w:hAnsi="思源黑体 CN Normal"/>
+          <w:color w:val="000000"/>
+          <w:sz w:val="16"/>
+          <w:szCs w:val="16"/>
+        </w:rPr>
+        <w:t>目前尚未发现可能与肿瘤发生发展相关的变异。</w:t>
       </w:r>
     </w:p>
     <w:p>
@@ -2677,51 +2531,7 @@
           <w:szCs w:val="13"/>
           <w:highlight w:val="magenta"/>
         </w:rPr>
-        <w:t xml:space="preserve">{{r </w:t>
-      </w:r>
-      <w:proofErr w:type="spellStart"/>
-      <w:r>
-        <w:rPr>
-          <w:rFonts w:ascii="思源黑体 CN Light" w:eastAsia="思源黑体 CN Light" w:hAnsi="思源黑体 CN Light" w:hint="eastAsia"/>
-          <w:color w:val="595959" w:themeColor="text1" w:themeTint="A6"/>
-          <w:sz w:val="13"/>
-          <w:szCs w:val="13"/>
-          <w:highlight w:val="magenta"/>
-        </w:rPr>
-        <w:t>page_</w:t>
-      </w:r>
-      <w:proofErr w:type="gramStart"/>
-      <w:r>
-        <w:rPr>
-          <w:rFonts w:ascii="思源黑体 CN Light" w:eastAsia="思源黑体 CN Light" w:hAnsi="思源黑体 CN Light" w:hint="eastAsia"/>
-          <w:color w:val="595959" w:themeColor="text1" w:themeTint="A6"/>
-          <w:sz w:val="13"/>
-          <w:szCs w:val="13"/>
-          <w:highlight w:val="magenta"/>
-        </w:rPr>
-        <w:t>break</w:t>
-      </w:r>
-      <w:proofErr w:type="spellEnd"/>
-      <w:r>
-        <w:rPr>
-          <w:rFonts w:ascii="思源黑体 CN Light" w:eastAsia="思源黑体 CN Light" w:hAnsi="思源黑体 CN Light" w:hint="eastAsia"/>
-          <w:color w:val="595959" w:themeColor="text1" w:themeTint="A6"/>
-          <w:sz w:val="13"/>
-          <w:szCs w:val="13"/>
-          <w:highlight w:val="magenta"/>
-        </w:rPr>
-        <w:t xml:space="preserve"> }</w:t>
-      </w:r>
-      <w:proofErr w:type="gramEnd"/>
-      <w:r>
-        <w:rPr>
-          <w:rFonts w:ascii="思源黑体 CN Light" w:eastAsia="思源黑体 CN Light" w:hAnsi="思源黑体 CN Light" w:hint="eastAsia"/>
-          <w:color w:val="595959" w:themeColor="text1" w:themeTint="A6"/>
-          <w:sz w:val="13"/>
-          <w:szCs w:val="13"/>
-          <w:highlight w:val="magenta"/>
-        </w:rPr>
-        <w:t>}</w:t>
+        <w:t>{{r page_break }}</w:t>
       </w:r>
     </w:p>
     <w:tbl>
@@ -2836,7 +2646,7 @@
                     </wp:anchor>
                   </w:drawing>
                 </mc:Choice>
-                <mc:Fallback xmlns:w16du="http://schemas.microsoft.com/office/word/2023/wordml/word16du" xmlns:oel="http://schemas.microsoft.com/office/2019/extlst">
+                <mc:Fallback xmlns:oel="http://schemas.microsoft.com/office/2019/extlst" xmlns:w16du="http://schemas.microsoft.com/office/word/2023/wordml/word16du">
                   <w:pict>
                     <v:shape w14:anchorId="3088FC6D" id="流程图: 接点 2" o:spid="_x0000_s1026" type="#_x0000_t120" style="position:absolute;left:0;text-align:left;margin-left:170.85pt;margin-top:3.25pt;width:24.65pt;height:25.15pt;z-index:-251622400;visibility:visible;mso-wrap-style:square;mso-wrap-distance-left:9pt;mso-wrap-distance-top:0;mso-wrap-distance-right:9pt;mso-wrap-distance-bottom:0;mso-position-horizontal:absolute;mso-position-horizontal-relative:text;mso-position-vertical:absolute;mso-position-vertical-relative:text;v-text-anchor:middle" o:gfxdata="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" fillcolor="#1e7648" stroked="f" strokeweight="1pt">
                       <v:stroke joinstyle="miter"/>
@@ -2964,7 +2774,7 @@
                     </wp:anchor>
                   </w:drawing>
                 </mc:Choice>
-                <mc:Fallback xmlns:w16du="http://schemas.microsoft.com/office/word/2023/wordml/word16du" xmlns:oel="http://schemas.microsoft.com/office/2019/extlst">
+                <mc:Fallback xmlns:oel="http://schemas.microsoft.com/office/2019/extlst" xmlns:w16du="http://schemas.microsoft.com/office/word/2023/wordml/word16du">
                   <w:pict>
                     <v:roundrect w14:anchorId="0E2EC52B" id="矩形: 圆角 3" o:spid="_x0000_s1026" style="position:absolute;left:0;text-align:left;margin-left:-5.4pt;margin-top:3.45pt;width:123pt;height:25.3pt;z-index:-251623424;visibility:visible;mso-wrap-style:square;mso-wrap-distance-left:9pt;mso-wrap-distance-top:0;mso-wrap-distance-right:9pt;mso-wrap-distance-bottom:0;mso-position-horizontal:absolute;mso-position-horizontal-relative:margin;mso-position-vertical:absolute;mso-position-vertical-relative:text;v-text-anchor:middle" arcsize="10923f" o:gfxdata="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" fillcolor="#f2f2f2 [3052]" stroked="f" strokeweight="1pt">
                       <v:stroke joinstyle="miter"/>
@@ -3143,9 +2953,153 @@
           <w:szCs w:val="13"/>
           <w:highlight w:val="magenta"/>
         </w:rPr>
-        <w:t xml:space="preserve">{{r </w:t>
-      </w:r>
-      <w:proofErr w:type="spellStart"/>
+        <w:t>{{r page_break }}</w:t>
+      </w:r>
+    </w:p>
+    <w:p>
+      <w:pPr>
+        <w:pStyle w:val="2"/>
+        <w:spacing w:before="0" w:after="0" w:line="240" w:lineRule="auto"/>
+        <w:rPr>
+          <w:rFonts w:ascii="思源黑体 CN Bold" w:eastAsia="思源黑体 CN Bold" w:hAnsi="思源黑体 CN Bold"/>
+          <w:color w:val="1E7648"/>
+          <w:sz w:val="24"/>
+          <w:szCs w:val="24"/>
+        </w:rPr>
+      </w:pPr>
+      <w:r>
+        <w:rPr>
+          <w:rFonts w:ascii="思源黑体 CN Bold" w:eastAsia="思源黑体 CN Bold" w:hAnsi="思源黑体 CN Bold"/>
+          <w:color w:val="1E7648"/>
+          <w:sz w:val="24"/>
+          <w:szCs w:val="24"/>
+        </w:rPr>
+        <w:t>&gt;</w:t>
+      </w:r>
+      <w:r>
+        <w:rPr>
+          <w:rFonts w:ascii="思源黑体 CN Bold" w:eastAsia="思源黑体 CN Bold" w:hAnsi="思源黑体 CN Bold" w:hint="eastAsia"/>
+          <w:color w:val="1E7648"/>
+          <w:sz w:val="24"/>
+          <w:szCs w:val="24"/>
+        </w:rPr>
+        <w:t xml:space="preserve">2.2 </w:t>
+      </w:r>
+      <w:r>
+        <w:rPr>
+          <w:rFonts w:ascii="思源黑体 CN Bold" w:eastAsia="思源黑体 CN Bold" w:hAnsi="思源黑体 CN Bold" w:hint="eastAsia"/>
+          <w:color w:val="1E7648"/>
+          <w:sz w:val="24"/>
+          <w:szCs w:val="24"/>
+        </w:rPr>
+        <w:t>具有临床意义的变异</w:t>
+      </w:r>
+      <w:r>
+        <w:rPr>
+          <w:rFonts w:ascii="思源黑体 CN Bold" w:eastAsia="思源黑体 CN Bold" w:hAnsi="思源黑体 CN Bold" w:hint="eastAsia"/>
+          <w:color w:val="1E7648"/>
+          <w:sz w:val="24"/>
+          <w:szCs w:val="24"/>
+        </w:rPr>
+        <w:t>详细</w:t>
+      </w:r>
+      <w:r>
+        <w:rPr>
+          <w:rFonts w:ascii="思源黑体 CN Bold" w:eastAsia="思源黑体 CN Bold" w:hAnsi="思源黑体 CN Bold" w:hint="eastAsia"/>
+          <w:color w:val="1E7648"/>
+          <w:sz w:val="24"/>
+          <w:szCs w:val="24"/>
+        </w:rPr>
+        <w:t>解读</w:t>
+      </w:r>
+    </w:p>
+    <w:p>
+      <w:pPr>
+        <w:rPr>
+          <w:rFonts w:ascii="思源黑体 CN Bold" w:eastAsia="思源黑体 CN Bold" w:hAnsi="思源黑体 CN Bold" w:cstheme="majorBidi"/>
+          <w:b/>
+          <w:bCs/>
+          <w:color w:val="1E7648"/>
+          <w:sz w:val="24"/>
+          <w:szCs w:val="24"/>
+        </w:rPr>
+      </w:pPr>
+      <w:r>
+        <w:rPr>
+          <w:rFonts w:ascii="思源黑体 CN Bold" w:eastAsia="思源黑体 CN Bold" w:hAnsi="思源黑体 CN Bold" w:cstheme="majorBidi" w:hint="eastAsia"/>
+          <w:b/>
+          <w:bCs/>
+          <w:color w:val="1E7648"/>
+          <w:sz w:val="24"/>
+          <w:szCs w:val="24"/>
+        </w:rPr>
+        <w:t>{</w:t>
+      </w:r>
+      <w:r>
+        <w:rPr>
+          <w:rFonts w:ascii="思源黑体 CN Bold" w:eastAsia="思源黑体 CN Bold" w:hAnsi="思源黑体 CN Bold" w:cstheme="majorBidi"/>
+          <w:b/>
+          <w:bCs/>
+          <w:color w:val="1E7648"/>
+          <w:sz w:val="24"/>
+          <w:szCs w:val="24"/>
+        </w:rPr>
+        <w:t xml:space="preserve">{p </w:t>
+      </w:r>
+      <w:r>
+        <w:rPr>
+          <w:rFonts w:ascii="思源黑体 CN Bold" w:eastAsia="思源黑体 CN Bold" w:hAnsi="思源黑体 CN Bold" w:cstheme="majorBidi" w:hint="eastAsia"/>
+          <w:b/>
+          <w:bCs/>
+          <w:color w:val="1E7648"/>
+          <w:sz w:val="24"/>
+          <w:szCs w:val="24"/>
+        </w:rPr>
+        <w:t>sub</w:t>
+      </w:r>
+      <w:r>
+        <w:rPr>
+          <w:rFonts w:ascii="思源黑体 CN Bold" w:eastAsia="思源黑体 CN Bold" w:hAnsi="思源黑体 CN Bold" w:cstheme="majorBidi"/>
+          <w:b/>
+          <w:bCs/>
+          <w:color w:val="1E7648"/>
+          <w:sz w:val="24"/>
+          <w:szCs w:val="24"/>
+        </w:rPr>
+        <w:t>doc.</w:t>
+      </w:r>
+      <w:r>
+        <w:rPr>
+          <w:rFonts w:ascii="思源黑体 CN Bold" w:eastAsia="思源黑体 CN Bold" w:hAnsi="思源黑体 CN Bold" w:cstheme="majorBidi"/>
+          <w:b/>
+          <w:bCs/>
+          <w:color w:val="1E7648"/>
+          <w:sz w:val="24"/>
+          <w:szCs w:val="24"/>
+        </w:rPr>
+        <w:t>dyn_2_Detailed_InterpretationSomatic_I_II</w:t>
+      </w:r>
+      <w:r>
+        <w:rPr>
+          <w:rFonts w:ascii="思源黑体 CN Bold" w:eastAsia="思源黑体 CN Bold" w:hAnsi="思源黑体 CN Bold" w:cstheme="majorBidi"/>
+          <w:b/>
+          <w:bCs/>
+          <w:color w:val="1E7648"/>
+          <w:sz w:val="24"/>
+          <w:szCs w:val="24"/>
+        </w:rPr>
+        <w:t>}}</w:t>
+      </w:r>
+    </w:p>
+    <w:p>
+      <w:pPr>
+        <w:rPr>
+          <w:rFonts w:ascii="思源黑体 CN Light" w:eastAsia="思源黑体 CN Light" w:hAnsi="思源黑体 CN Light"/>
+          <w:color w:val="595959" w:themeColor="text1" w:themeTint="A6"/>
+          <w:sz w:val="13"/>
+          <w:szCs w:val="13"/>
+        </w:rPr>
+      </w:pPr>
       <w:r>
         <w:rPr>
           <w:rFonts w:ascii="思源黑体 CN Light" w:eastAsia="思源黑体 CN Light" w:hAnsi="思源黑体 CN Light" w:hint="eastAsia"/>
@@ -3154,9 +3108,171 @@
           <w:szCs w:val="13"/>
           <w:highlight w:val="magenta"/>
         </w:rPr>
-        <w:t>page_</w:t>
-      </w:r>
-      <w:proofErr w:type="gramStart"/>
+        <w:t>{{r page_break }}</w:t>
+      </w:r>
+    </w:p>
+    <w:p>
+      <w:pPr>
+        <w:pStyle w:val="2"/>
+        <w:spacing w:before="0" w:after="0" w:line="240" w:lineRule="auto"/>
+        <w:rPr>
+          <w:rFonts w:ascii="思源黑体 CN Bold" w:eastAsia="思源黑体 CN Bold" w:hAnsi="思源黑体 CN Bold"/>
+          <w:color w:val="1E7648"/>
+          <w:sz w:val="24"/>
+          <w:szCs w:val="24"/>
+        </w:rPr>
+      </w:pPr>
+      <w:r>
+        <w:rPr>
+          <w:rFonts w:ascii="思源黑体 CN Bold" w:eastAsia="思源黑体 CN Bold" w:hAnsi="思源黑体 CN Bold"/>
+          <w:color w:val="1E7648"/>
+          <w:sz w:val="24"/>
+          <w:szCs w:val="24"/>
+        </w:rPr>
+        <w:t>&gt;</w:t>
+      </w:r>
+      <w:r>
+        <w:rPr>
+          <w:rFonts w:ascii="思源黑体 CN Bold" w:eastAsia="思源黑体 CN Bold" w:hAnsi="思源黑体 CN Bold" w:hint="eastAsia"/>
+          <w:color w:val="1E7648"/>
+          <w:sz w:val="24"/>
+          <w:szCs w:val="24"/>
+        </w:rPr>
+        <w:t xml:space="preserve">2.3 </w:t>
+      </w:r>
+      <w:r>
+        <w:rPr>
+          <w:rFonts w:ascii="思源黑体 CN Bold" w:eastAsia="思源黑体 CN Bold" w:hAnsi="思源黑体 CN Bold" w:hint="eastAsia"/>
+          <w:color w:val="1E7648"/>
+          <w:sz w:val="24"/>
+          <w:szCs w:val="24"/>
+        </w:rPr>
+        <w:t>可能与肿瘤发生发展相关</w:t>
+      </w:r>
+      <w:r>
+        <w:rPr>
+          <w:rFonts w:ascii="思源黑体 CN Bold" w:eastAsia="思源黑体 CN Bold" w:hAnsi="思源黑体 CN Bold" w:hint="eastAsia"/>
+          <w:color w:val="1E7648"/>
+          <w:sz w:val="24"/>
+          <w:szCs w:val="24"/>
+        </w:rPr>
+        <w:t>的</w:t>
+      </w:r>
+      <w:r>
+        <w:rPr>
+          <w:rFonts w:ascii="思源黑体 CN Bold" w:eastAsia="思源黑体 CN Bold" w:hAnsi="思源黑体 CN Bold" w:hint="eastAsia"/>
+          <w:color w:val="1E7648"/>
+          <w:sz w:val="24"/>
+          <w:szCs w:val="24"/>
+        </w:rPr>
+        <w:t>变异</w:t>
+      </w:r>
+      <w:r>
+        <w:rPr>
+          <w:rFonts w:ascii="思源黑体 CN Bold" w:eastAsia="思源黑体 CN Bold" w:hAnsi="思源黑体 CN Bold" w:hint="eastAsia"/>
+          <w:color w:val="1E7648"/>
+          <w:sz w:val="24"/>
+          <w:szCs w:val="24"/>
+        </w:rPr>
+        <w:t>详细</w:t>
+      </w:r>
+      <w:r>
+        <w:rPr>
+          <w:rFonts w:ascii="思源黑体 CN Bold" w:eastAsia="思源黑体 CN Bold" w:hAnsi="思源黑体 CN Bold" w:hint="eastAsia"/>
+          <w:color w:val="1E7648"/>
+          <w:sz w:val="24"/>
+          <w:szCs w:val="24"/>
+        </w:rPr>
+        <w:t>解读</w:t>
+      </w:r>
+    </w:p>
+    <w:p>
+      <w:pPr>
+        <w:rPr>
+          <w:rFonts w:ascii="思源黑体 CN Bold" w:eastAsia="思源黑体 CN Bold" w:hAnsi="思源黑体 CN Bold" w:cstheme="majorBidi"/>
+          <w:b/>
+          <w:bCs/>
+          <w:color w:val="1E7648"/>
+          <w:sz w:val="24"/>
+          <w:szCs w:val="24"/>
+        </w:rPr>
+      </w:pPr>
+      <w:r>
+        <w:rPr>
+          <w:rFonts w:ascii="思源黑体 CN Bold" w:eastAsia="思源黑体 CN Bold" w:hAnsi="思源黑体 CN Bold" w:cstheme="majorBidi" w:hint="eastAsia"/>
+          <w:b/>
+          <w:bCs/>
+          <w:color w:val="1E7648"/>
+          <w:sz w:val="24"/>
+          <w:szCs w:val="24"/>
+        </w:rPr>
+        <w:t>{</w:t>
+      </w:r>
+      <w:r>
+        <w:rPr>
+          <w:rFonts w:ascii="思源黑体 CN Bold" w:eastAsia="思源黑体 CN Bold" w:hAnsi="思源黑体 CN Bold" w:cstheme="majorBidi"/>
+          <w:b/>
+          <w:bCs/>
+          <w:color w:val="1E7648"/>
+          <w:sz w:val="24"/>
+          <w:szCs w:val="24"/>
+        </w:rPr>
+        <w:t xml:space="preserve">{p </w:t>
+      </w:r>
+      <w:r>
+        <w:rPr>
+          <w:rFonts w:ascii="思源黑体 CN Bold" w:eastAsia="思源黑体 CN Bold" w:hAnsi="思源黑体 CN Bold" w:cstheme="majorBidi" w:hint="eastAsia"/>
+          <w:b/>
+          <w:bCs/>
+          <w:color w:val="1E7648"/>
+          <w:sz w:val="24"/>
+          <w:szCs w:val="24"/>
+        </w:rPr>
+        <w:t>sub</w:t>
+      </w:r>
+      <w:r>
+        <w:rPr>
+          <w:rFonts w:ascii="思源黑体 CN Bold" w:eastAsia="思源黑体 CN Bold" w:hAnsi="思源黑体 CN Bold" w:cstheme="majorBidi"/>
+          <w:b/>
+          <w:bCs/>
+          <w:color w:val="1E7648"/>
+          <w:sz w:val="24"/>
+          <w:szCs w:val="24"/>
+        </w:rPr>
+        <w:t>doc.</w:t>
+      </w:r>
+      <w:r>
+        <w:rPr>
+          <w:rFonts w:ascii="思源黑体 CN Bold" w:eastAsia="思源黑体 CN Bold" w:hAnsi="思源黑体 CN Bold" w:cstheme="majorBidi"/>
+          <w:b/>
+          <w:bCs/>
+          <w:color w:val="1E7648"/>
+          <w:sz w:val="24"/>
+          <w:szCs w:val="24"/>
+        </w:rPr>
+        <w:t>dyn_2_Detailed_InterpretationSomatic_onconodrug</w:t>
+      </w:r>
+      <w:r>
+        <w:rPr>
+          <w:rFonts w:ascii="思源黑体 CN Bold" w:eastAsia="思源黑体 CN Bold" w:hAnsi="思源黑体 CN Bold" w:cstheme="majorBidi"/>
+          <w:b/>
+          <w:bCs/>
+          <w:color w:val="1E7648"/>
+          <w:sz w:val="24"/>
+          <w:szCs w:val="24"/>
+        </w:rPr>
+        <w:t>}}</w:t>
+      </w:r>
+    </w:p>
+    <w:p>
+      <w:pPr>
+        <w:rPr>
+          <w:rFonts w:ascii="思源黑体 CN Light" w:eastAsia="思源黑体 CN Light" w:hAnsi="思源黑体 CN Light"/>
+          <w:color w:val="595959" w:themeColor="text1" w:themeTint="A6"/>
+          <w:sz w:val="13"/>
+          <w:szCs w:val="13"/>
+        </w:rPr>
+      </w:pPr>
       <w:r>
         <w:rPr>
           <w:rFonts w:ascii="思源黑体 CN Light" w:eastAsia="思源黑体 CN Light" w:hAnsi="思源黑体 CN Light" w:hint="eastAsia"/>
@@ -3165,445 +3281,7 @@
           <w:szCs w:val="13"/>
           <w:highlight w:val="magenta"/>
         </w:rPr>
-        <w:t>break</w:t>
-      </w:r>
-      <w:proofErr w:type="spellEnd"/>
-      <w:r>
-        <w:rPr>
-          <w:rFonts w:ascii="思源黑体 CN Light" w:eastAsia="思源黑体 CN Light" w:hAnsi="思源黑体 CN Light" w:hint="eastAsia"/>
-          <w:color w:val="595959" w:themeColor="text1" w:themeTint="A6"/>
-          <w:sz w:val="13"/>
-          <w:szCs w:val="13"/>
-          <w:highlight w:val="magenta"/>
-        </w:rPr>
-        <w:t xml:space="preserve"> }</w:t>
-      </w:r>
-      <w:proofErr w:type="gramEnd"/>
-      <w:r>
-        <w:rPr>
-          <w:rFonts w:ascii="思源黑体 CN Light" w:eastAsia="思源黑体 CN Light" w:hAnsi="思源黑体 CN Light" w:hint="eastAsia"/>
-          <w:color w:val="595959" w:themeColor="text1" w:themeTint="A6"/>
-          <w:sz w:val="13"/>
-          <w:szCs w:val="13"/>
-          <w:highlight w:val="magenta"/>
-        </w:rPr>
-        <w:t>}</w:t>
-      </w:r>
-    </w:p>
-    <w:p>
-      <w:pPr>
-        <w:pStyle w:val="2"/>
-        <w:spacing w:before="0" w:after="0" w:line="240" w:lineRule="auto"/>
-        <w:rPr>
-          <w:rFonts w:ascii="思源黑体 CN Bold" w:eastAsia="思源黑体 CN Bold" w:hAnsi="思源黑体 CN Bold"/>
-          <w:color w:val="1E7648"/>
-          <w:sz w:val="24"/>
-          <w:szCs w:val="24"/>
-        </w:rPr>
-      </w:pPr>
-      <w:r>
-        <w:rPr>
-          <w:rFonts w:ascii="思源黑体 CN Bold" w:eastAsia="思源黑体 CN Bold" w:hAnsi="思源黑体 CN Bold"/>
-          <w:color w:val="1E7648"/>
-          <w:sz w:val="24"/>
-          <w:szCs w:val="24"/>
-        </w:rPr>
-        <w:t>&gt;</w:t>
-      </w:r>
-      <w:r>
-        <w:rPr>
-          <w:rFonts w:ascii="思源黑体 CN Bold" w:eastAsia="思源黑体 CN Bold" w:hAnsi="思源黑体 CN Bold" w:hint="eastAsia"/>
-          <w:color w:val="1E7648"/>
-          <w:sz w:val="24"/>
-          <w:szCs w:val="24"/>
-        </w:rPr>
-        <w:t xml:space="preserve">2.2 </w:t>
-      </w:r>
-      <w:r>
-        <w:rPr>
-          <w:rFonts w:ascii="思源黑体 CN Bold" w:eastAsia="思源黑体 CN Bold" w:hAnsi="思源黑体 CN Bold" w:hint="eastAsia"/>
-          <w:color w:val="1E7648"/>
-          <w:sz w:val="24"/>
-          <w:szCs w:val="24"/>
-        </w:rPr>
-        <w:t>具有临床意义的变异</w:t>
-      </w:r>
-      <w:r>
-        <w:rPr>
-          <w:rFonts w:ascii="思源黑体 CN Bold" w:eastAsia="思源黑体 CN Bold" w:hAnsi="思源黑体 CN Bold" w:hint="eastAsia"/>
-          <w:color w:val="1E7648"/>
-          <w:sz w:val="24"/>
-          <w:szCs w:val="24"/>
-        </w:rPr>
-        <w:t>详细</w:t>
-      </w:r>
-      <w:r>
-        <w:rPr>
-          <w:rFonts w:ascii="思源黑体 CN Bold" w:eastAsia="思源黑体 CN Bold" w:hAnsi="思源黑体 CN Bold" w:hint="eastAsia"/>
-          <w:color w:val="1E7648"/>
-          <w:sz w:val="24"/>
-          <w:szCs w:val="24"/>
-        </w:rPr>
-        <w:t>解读</w:t>
-      </w:r>
-    </w:p>
-    <w:p>
-      <w:pPr>
-        <w:rPr>
-          <w:rFonts w:ascii="思源黑体 CN Bold" w:eastAsia="思源黑体 CN Bold" w:hAnsi="思源黑体 CN Bold" w:cstheme="majorBidi"/>
-          <w:b/>
-          <w:bCs/>
-          <w:color w:val="1E7648"/>
-          <w:sz w:val="24"/>
-          <w:szCs w:val="24"/>
-        </w:rPr>
-      </w:pPr>
-      <w:r>
-        <w:rPr>
-          <w:rFonts w:ascii="思源黑体 CN Bold" w:eastAsia="思源黑体 CN Bold" w:hAnsi="思源黑体 CN Bold" w:cstheme="majorBidi" w:hint="eastAsia"/>
-          <w:b/>
-          <w:bCs/>
-          <w:color w:val="1E7648"/>
-          <w:sz w:val="24"/>
-          <w:szCs w:val="24"/>
-        </w:rPr>
-        <w:t>{</w:t>
-      </w:r>
-      <w:r>
-        <w:rPr>
-          <w:rFonts w:ascii="思源黑体 CN Bold" w:eastAsia="思源黑体 CN Bold" w:hAnsi="思源黑体 CN Bold" w:cstheme="majorBidi"/>
-          <w:b/>
-          <w:bCs/>
-          <w:color w:val="1E7648"/>
-          <w:sz w:val="24"/>
-          <w:szCs w:val="24"/>
-        </w:rPr>
-        <w:t xml:space="preserve">{p </w:t>
-      </w:r>
-      <w:r>
-        <w:rPr>
-          <w:rFonts w:ascii="思源黑体 CN Bold" w:eastAsia="思源黑体 CN Bold" w:hAnsi="思源黑体 CN Bold" w:cstheme="majorBidi" w:hint="eastAsia"/>
-          <w:b/>
-          <w:bCs/>
-          <w:color w:val="1E7648"/>
-          <w:sz w:val="24"/>
-          <w:szCs w:val="24"/>
-        </w:rPr>
-        <w:t>sub</w:t>
-      </w:r>
-      <w:r>
-        <w:rPr>
-          <w:rFonts w:ascii="思源黑体 CN Bold" w:eastAsia="思源黑体 CN Bold" w:hAnsi="思源黑体 CN Bold" w:cstheme="majorBidi"/>
-          <w:b/>
-          <w:bCs/>
-          <w:color w:val="1E7648"/>
-          <w:sz w:val="24"/>
-          <w:szCs w:val="24"/>
-        </w:rPr>
-        <w:t>doc.</w:t>
-      </w:r>
-      <w:r>
-        <w:rPr>
-          <w:rFonts w:ascii="思源黑体 CN Bold" w:eastAsia="思源黑体 CN Bold" w:hAnsi="思源黑体 CN Bold" w:cstheme="majorBidi"/>
-          <w:b/>
-          <w:bCs/>
-          <w:color w:val="1E7648"/>
-          <w:sz w:val="24"/>
-          <w:szCs w:val="24"/>
-        </w:rPr>
-        <w:t>dyn_2_Detailed_InterpretationSomatic_I_II</w:t>
-      </w:r>
-      <w:r>
-        <w:rPr>
-          <w:rFonts w:ascii="思源黑体 CN Bold" w:eastAsia="思源黑体 CN Bold" w:hAnsi="思源黑体 CN Bold" w:cstheme="majorBidi"/>
-          <w:b/>
-          <w:bCs/>
-          <w:color w:val="1E7648"/>
-          <w:sz w:val="24"/>
-          <w:szCs w:val="24"/>
-        </w:rPr>
-        <w:t>}}</w:t>
-      </w:r>
-    </w:p>
-    <w:p>
-      <w:pPr>
-        <w:rPr>
-          <w:rFonts w:ascii="思源黑体 CN Light" w:eastAsia="思源黑体 CN Light" w:hAnsi="思源黑体 CN Light"/>
-          <w:color w:val="595959" w:themeColor="text1" w:themeTint="A6"/>
-          <w:sz w:val="13"/>
-          <w:szCs w:val="13"/>
-        </w:rPr>
-      </w:pPr>
-      <w:r>
-        <w:rPr>
-          <w:rFonts w:ascii="思源黑体 CN Light" w:eastAsia="思源黑体 CN Light" w:hAnsi="思源黑体 CN Light" w:hint="eastAsia"/>
-          <w:color w:val="595959" w:themeColor="text1" w:themeTint="A6"/>
-          <w:sz w:val="13"/>
-          <w:szCs w:val="13"/>
-          <w:highlight w:val="magenta"/>
-        </w:rPr>
-        <w:t xml:space="preserve">{{r </w:t>
-      </w:r>
-      <w:proofErr w:type="spellStart"/>
-      <w:r>
-        <w:rPr>
-          <w:rFonts w:ascii="思源黑体 CN Light" w:eastAsia="思源黑体 CN Light" w:hAnsi="思源黑体 CN Light" w:hint="eastAsia"/>
-          <w:color w:val="595959" w:themeColor="text1" w:themeTint="A6"/>
-          <w:sz w:val="13"/>
-          <w:szCs w:val="13"/>
-          <w:highlight w:val="magenta"/>
-        </w:rPr>
-        <w:t>page_</w:t>
-      </w:r>
-      <w:proofErr w:type="gramStart"/>
-      <w:r>
-        <w:rPr>
-          <w:rFonts w:ascii="思源黑体 CN Light" w:eastAsia="思源黑体 CN Light" w:hAnsi="思源黑体 CN Light" w:hint="eastAsia"/>
-          <w:color w:val="595959" w:themeColor="text1" w:themeTint="A6"/>
-          <w:sz w:val="13"/>
-          <w:szCs w:val="13"/>
-          <w:highlight w:val="magenta"/>
-        </w:rPr>
-        <w:t>break</w:t>
-      </w:r>
-      <w:proofErr w:type="spellEnd"/>
-      <w:r>
-        <w:rPr>
-          <w:rFonts w:ascii="思源黑体 CN Light" w:eastAsia="思源黑体 CN Light" w:hAnsi="思源黑体 CN Light" w:hint="eastAsia"/>
-          <w:color w:val="595959" w:themeColor="text1" w:themeTint="A6"/>
-          <w:sz w:val="13"/>
-          <w:szCs w:val="13"/>
-          <w:highlight w:val="magenta"/>
-        </w:rPr>
-        <w:t xml:space="preserve"> }</w:t>
-      </w:r>
-      <w:proofErr w:type="gramEnd"/>
-      <w:r>
-        <w:rPr>
-          <w:rFonts w:ascii="思源黑体 CN Light" w:eastAsia="思源黑体 CN Light" w:hAnsi="思源黑体 CN Light" w:hint="eastAsia"/>
-          <w:color w:val="595959" w:themeColor="text1" w:themeTint="A6"/>
-          <w:sz w:val="13"/>
-          <w:szCs w:val="13"/>
-          <w:highlight w:val="magenta"/>
-        </w:rPr>
-        <w:t>}</w:t>
-      </w:r>
-    </w:p>
-    <w:p>
-      <w:pPr>
-        <w:pStyle w:val="2"/>
-        <w:spacing w:before="0" w:after="0" w:line="240" w:lineRule="auto"/>
-        <w:rPr>
-          <w:rFonts w:ascii="思源黑体 CN Bold" w:eastAsia="思源黑体 CN Bold" w:hAnsi="思源黑体 CN Bold"/>
-          <w:color w:val="1E7648"/>
-          <w:sz w:val="24"/>
-          <w:szCs w:val="24"/>
-        </w:rPr>
-      </w:pPr>
-      <w:r>
-        <w:rPr>
-          <w:rFonts w:ascii="思源黑体 CN Bold" w:eastAsia="思源黑体 CN Bold" w:hAnsi="思源黑体 CN Bold"/>
-          <w:color w:val="1E7648"/>
-          <w:sz w:val="24"/>
-          <w:szCs w:val="24"/>
-        </w:rPr>
-        <w:t>&gt;</w:t>
-      </w:r>
-      <w:r>
-        <w:rPr>
-          <w:rFonts w:ascii="思源黑体 CN Bold" w:eastAsia="思源黑体 CN Bold" w:hAnsi="思源黑体 CN Bold" w:hint="eastAsia"/>
-          <w:color w:val="1E7648"/>
-          <w:sz w:val="24"/>
-          <w:szCs w:val="24"/>
-        </w:rPr>
-        <w:t xml:space="preserve">2.3 </w:t>
-      </w:r>
-      <w:r>
-        <w:rPr>
-          <w:rFonts w:ascii="思源黑体 CN Bold" w:eastAsia="思源黑体 CN Bold" w:hAnsi="思源黑体 CN Bold" w:hint="eastAsia"/>
-          <w:color w:val="1E7648"/>
-          <w:sz w:val="24"/>
-          <w:szCs w:val="24"/>
-        </w:rPr>
-        <w:t>可能与肿瘤发生发展相关</w:t>
-      </w:r>
-      <w:r>
-        <w:rPr>
-          <w:rFonts w:ascii="思源黑体 CN Bold" w:eastAsia="思源黑体 CN Bold" w:hAnsi="思源黑体 CN Bold" w:hint="eastAsia"/>
-          <w:color w:val="1E7648"/>
-          <w:sz w:val="24"/>
-          <w:szCs w:val="24"/>
-        </w:rPr>
-        <w:t>的</w:t>
-      </w:r>
-      <w:r>
-        <w:rPr>
-          <w:rFonts w:ascii="思源黑体 CN Bold" w:eastAsia="思源黑体 CN Bold" w:hAnsi="思源黑体 CN Bold" w:hint="eastAsia"/>
-          <w:color w:val="1E7648"/>
-          <w:sz w:val="24"/>
-          <w:szCs w:val="24"/>
-        </w:rPr>
-        <w:t>变异</w:t>
-      </w:r>
-      <w:r>
-        <w:rPr>
-          <w:rFonts w:ascii="思源黑体 CN Bold" w:eastAsia="思源黑体 CN Bold" w:hAnsi="思源黑体 CN Bold" w:hint="eastAsia"/>
-          <w:color w:val="1E7648"/>
-          <w:sz w:val="24"/>
-          <w:szCs w:val="24"/>
-        </w:rPr>
-        <w:t>详细</w:t>
-      </w:r>
-      <w:r>
-        <w:rPr>
-          <w:rFonts w:ascii="思源黑体 CN Bold" w:eastAsia="思源黑体 CN Bold" w:hAnsi="思源黑体 CN Bold" w:hint="eastAsia"/>
-          <w:color w:val="1E7648"/>
-          <w:sz w:val="24"/>
-          <w:szCs w:val="24"/>
-        </w:rPr>
-        <w:t>解读</w:t>
-      </w:r>
-    </w:p>
-    <w:p>
-      <w:pPr>
-        <w:rPr>
-          <w:rFonts w:ascii="思源黑体 CN Bold" w:eastAsia="思源黑体 CN Bold" w:hAnsi="思源黑体 CN Bold" w:cstheme="majorBidi"/>
-          <w:b/>
-          <w:bCs/>
-          <w:color w:val="1E7648"/>
-          <w:sz w:val="24"/>
-          <w:szCs w:val="24"/>
-        </w:rPr>
-      </w:pPr>
-      <w:r>
-        <w:rPr>
-          <w:rFonts w:ascii="思源黑体 CN Bold" w:eastAsia="思源黑体 CN Bold" w:hAnsi="思源黑体 CN Bold" w:cstheme="majorBidi" w:hint="eastAsia"/>
-          <w:b/>
-          <w:bCs/>
-          <w:color w:val="1E7648"/>
-          <w:sz w:val="24"/>
-          <w:szCs w:val="24"/>
-        </w:rPr>
-        <w:t>{</w:t>
-      </w:r>
-      <w:r>
-        <w:rPr>
-          <w:rFonts w:ascii="思源黑体 CN Bold" w:eastAsia="思源黑体 CN Bold" w:hAnsi="思源黑体 CN Bold" w:cstheme="majorBidi"/>
-          <w:b/>
-          <w:bCs/>
-          <w:color w:val="1E7648"/>
-          <w:sz w:val="24"/>
-          <w:szCs w:val="24"/>
-        </w:rPr>
-        <w:t xml:space="preserve">{p </w:t>
-      </w:r>
-      <w:r>
-        <w:rPr>
-          <w:rFonts w:ascii="思源黑体 CN Bold" w:eastAsia="思源黑体 CN Bold" w:hAnsi="思源黑体 CN Bold" w:cstheme="majorBidi" w:hint="eastAsia"/>
-          <w:b/>
-          <w:bCs/>
-          <w:color w:val="1E7648"/>
-          <w:sz w:val="24"/>
-          <w:szCs w:val="24"/>
-        </w:rPr>
-        <w:t>sub</w:t>
-      </w:r>
-      <w:r>
-        <w:rPr>
-          <w:rFonts w:ascii="思源黑体 CN Bold" w:eastAsia="思源黑体 CN Bold" w:hAnsi="思源黑体 CN Bold" w:cstheme="majorBidi"/>
-          <w:b/>
-          <w:bCs/>
-          <w:color w:val="1E7648"/>
-          <w:sz w:val="24"/>
-          <w:szCs w:val="24"/>
-        </w:rPr>
-        <w:t>doc.</w:t>
-      </w:r>
-      <w:r>
-        <w:rPr>
-          <w:rFonts w:ascii="思源黑体 CN Bold" w:eastAsia="思源黑体 CN Bold" w:hAnsi="思源黑体 CN Bold" w:cstheme="majorBidi"/>
-          <w:b/>
-          <w:bCs/>
-          <w:color w:val="1E7648"/>
-          <w:sz w:val="24"/>
-          <w:szCs w:val="24"/>
-        </w:rPr>
-        <w:t>dyn_2_Detailed_InterpretationSomatic_onconodrug</w:t>
-      </w:r>
-      <w:r>
-        <w:rPr>
-          <w:rFonts w:ascii="思源黑体 CN Bold" w:eastAsia="思源黑体 CN Bold" w:hAnsi="思源黑体 CN Bold" w:cstheme="majorBidi"/>
-          <w:b/>
-          <w:bCs/>
-          <w:color w:val="1E7648"/>
-          <w:sz w:val="24"/>
-          <w:szCs w:val="24"/>
-        </w:rPr>
-        <w:t>}}</w:t>
-      </w:r>
-    </w:p>
-    <w:p>
-      <w:pPr>
-        <w:rPr>
-          <w:rFonts w:ascii="思源黑体 CN Light" w:eastAsia="思源黑体 CN Light" w:hAnsi="思源黑体 CN Light"/>
-          <w:color w:val="595959" w:themeColor="text1" w:themeTint="A6"/>
-          <w:sz w:val="13"/>
-          <w:szCs w:val="13"/>
-        </w:rPr>
-      </w:pPr>
-      <w:r>
-        <w:rPr>
-          <w:rFonts w:ascii="思源黑体 CN Light" w:eastAsia="思源黑体 CN Light" w:hAnsi="思源黑体 CN Light" w:hint="eastAsia"/>
-          <w:color w:val="595959" w:themeColor="text1" w:themeTint="A6"/>
-          <w:sz w:val="13"/>
-          <w:szCs w:val="13"/>
-          <w:highlight w:val="magenta"/>
-        </w:rPr>
-        <w:t xml:space="preserve">{{r </w:t>
-      </w:r>
-      <w:proofErr w:type="spellStart"/>
-      <w:r>
-        <w:rPr>
-          <w:rFonts w:ascii="思源黑体 CN Light" w:eastAsia="思源黑体 CN Light" w:hAnsi="思源黑体 CN Light" w:hint="eastAsia"/>
-          <w:color w:val="595959" w:themeColor="text1" w:themeTint="A6"/>
-          <w:sz w:val="13"/>
-          <w:szCs w:val="13"/>
-          <w:highlight w:val="magenta"/>
-        </w:rPr>
-        <w:t>page_</w:t>
-      </w:r>
-      <w:proofErr w:type="gramStart"/>
-      <w:r>
-        <w:rPr>
-          <w:rFonts w:ascii="思源黑体 CN Light" w:eastAsia="思源黑体 CN Light" w:hAnsi="思源黑体 CN Light" w:hint="eastAsia"/>
-          <w:color w:val="595959" w:themeColor="text1" w:themeTint="A6"/>
-          <w:sz w:val="13"/>
-          <w:szCs w:val="13"/>
-          <w:highlight w:val="magenta"/>
-        </w:rPr>
-        <w:t>break</w:t>
-      </w:r>
-      <w:proofErr w:type="spellEnd"/>
-      <w:r>
-        <w:rPr>
-          <w:rFonts w:ascii="思源黑体 CN Light" w:eastAsia="思源黑体 CN Light" w:hAnsi="思源黑体 CN Light" w:hint="eastAsia"/>
-          <w:color w:val="595959" w:themeColor="text1" w:themeTint="A6"/>
-          <w:sz w:val="13"/>
-          <w:szCs w:val="13"/>
-          <w:highlight w:val="magenta"/>
-        </w:rPr>
-        <w:t xml:space="preserve"> }</w:t>
-      </w:r>
-      <w:proofErr w:type="gramEnd"/>
-      <w:r>
-        <w:rPr>
-          <w:rFonts w:ascii="思源黑体 CN Light" w:eastAsia="思源黑体 CN Light" w:hAnsi="思源黑体 CN Light" w:hint="eastAsia"/>
-          <w:color w:val="595959" w:themeColor="text1" w:themeTint="A6"/>
-          <w:sz w:val="13"/>
-          <w:szCs w:val="13"/>
-          <w:highlight w:val="magenta"/>
-        </w:rPr>
-        <w:t>}</w:t>
+        <w:t>{{r page_break }}</w:t>
       </w:r>
     </w:p>
     <w:tbl>
@@ -3718,7 +3396,7 @@
                     </wp:anchor>
                   </w:drawing>
                 </mc:Choice>
-                <mc:Fallback xmlns:w16du="http://schemas.microsoft.com/office/word/2023/wordml/word16du" xmlns:oel="http://schemas.microsoft.com/office/2019/extlst">
+                <mc:Fallback xmlns:oel="http://schemas.microsoft.com/office/2019/extlst" xmlns:w16du="http://schemas.microsoft.com/office/word/2023/wordml/word16du">
                   <w:pict>
                     <v:shape w14:anchorId="491BF9C1" id="流程图: 接点 10" o:spid="_x0000_s1026" type="#_x0000_t120" style="position:absolute;left:0;text-align:left;margin-left:199.35pt;margin-top:3.25pt;width:24.65pt;height:25.15pt;z-index:-251613184;visibility:visible;mso-wrap-style:square;mso-wrap-distance-left:9pt;mso-wrap-distance-top:0;mso-wrap-distance-right:9pt;mso-wrap-distance-bottom:0;mso-position-horizontal:absolute;mso-position-horizontal-relative:text;mso-position-vertical:absolute;mso-position-vertical-relative:text;v-text-anchor:middle" o:gfxdata="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" fillcolor="#1e7648" stroked="f" strokeweight="1pt">
                       <v:stroke joinstyle="miter"/>
@@ -3868,7 +3546,7 @@
                     </wp:anchor>
                   </w:drawing>
                 </mc:Choice>
-                <mc:Fallback xmlns:w16du="http://schemas.microsoft.com/office/word/2023/wordml/word16du" xmlns:oel="http://schemas.microsoft.com/office/2019/extlst">
+                <mc:Fallback xmlns:oel="http://schemas.microsoft.com/office/2019/extlst" xmlns:w16du="http://schemas.microsoft.com/office/word/2023/wordml/word16du">
                   <w:pict>
                     <v:roundrect w14:anchorId="44E19CF0" id="矩形: 圆角 12" o:spid="_x0000_s1026" style="position:absolute;left:0;text-align:left;margin-left:-5.7pt;margin-top:3.25pt;width:71.3pt;height:25.3pt;z-index:-251614208;visibility:visible;mso-wrap-style:square;mso-wrap-distance-left:9pt;mso-wrap-distance-top:0;mso-wrap-distance-right:9pt;mso-wrap-distance-bottom:0;mso-position-horizontal:absolute;mso-position-horizontal-relative:margin;mso-position-vertical:absolute;mso-position-vertical-relative:text;v-text-anchor:middle" arcsize="10923f" o:gfxdata="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" fillcolor="#f2f2f2 [3052]" stroked="f" strokeweight="1pt">
                       <v:stroke joinstyle="miter"/>
@@ -4160,69 +3838,7 @@
                 <w:sz w:val="17"/>
                 <w:szCs w:val="17"/>
               </w:rPr>
-              <w:t xml:space="preserve">{%p if [sample, </w:t>
-            </w:r>
-            <w:proofErr w:type="spellStart"/>
-            <w:r>
-              <w:rPr>
-                <w:rFonts w:ascii="思源黑体 CN Normal" w:eastAsia="思源黑体 CN Normal" w:hAnsi="思源黑体 CN Normal" w:cs="思源黑体 CN Light"/>
-                <w:kern w:val="0"/>
-                <w:sz w:val="17"/>
-                <w:szCs w:val="17"/>
-              </w:rPr>
-              <w:t>lib_quality_control</w:t>
-            </w:r>
-            <w:proofErr w:type="spellEnd"/>
-            <w:r>
-              <w:rPr>
-                <w:rFonts w:ascii="思源黑体 CN Normal" w:eastAsia="思源黑体 CN Normal" w:hAnsi="思源黑体 CN Normal" w:cs="思源黑体 CN Light"/>
-                <w:kern w:val="0"/>
-                <w:sz w:val="17"/>
-                <w:szCs w:val="17"/>
-              </w:rPr>
-              <w:t>, “</w:t>
-            </w:r>
-            <w:proofErr w:type="spellStart"/>
-            <w:r>
-              <w:rPr>
-                <w:rFonts w:ascii="思源黑体 CN Normal" w:eastAsia="思源黑体 CN Normal" w:hAnsi="思源黑体 CN Normal" w:cs="思源黑体 CN Light"/>
-                <w:kern w:val="0"/>
-                <w:sz w:val="17"/>
-                <w:szCs w:val="17"/>
-              </w:rPr>
-              <w:t>tumor_content</w:t>
-            </w:r>
-            <w:proofErr w:type="spellEnd"/>
-            <w:proofErr w:type="gramStart"/>
-            <w:r>
-              <w:rPr>
-                <w:rFonts w:ascii="思源黑体 CN Normal" w:eastAsia="思源黑体 CN Normal" w:hAnsi="思源黑体 CN Normal" w:cs="思源黑体 CN Light"/>
-                <w:kern w:val="0"/>
-                <w:sz w:val="17"/>
-                <w:szCs w:val="17"/>
-              </w:rPr>
-              <w:t>”]|</w:t>
-            </w:r>
-            <w:proofErr w:type="spellStart"/>
-            <w:proofErr w:type="gramEnd"/>
-            <w:r>
-              <w:rPr>
-                <w:rFonts w:ascii="思源黑体 CN Normal" w:eastAsia="思源黑体 CN Normal" w:hAnsi="思源黑体 CN Normal" w:cs="思源黑体 CN Light"/>
-                <w:kern w:val="0"/>
-                <w:sz w:val="17"/>
-                <w:szCs w:val="17"/>
-              </w:rPr>
-              <w:t>get_tumor_content</w:t>
-            </w:r>
-            <w:proofErr w:type="spellEnd"/>
-            <w:r>
-              <w:rPr>
-                <w:rFonts w:ascii="思源黑体 CN Normal" w:eastAsia="思源黑体 CN Normal" w:hAnsi="思源黑体 CN Normal" w:cs="思源黑体 CN Light"/>
-                <w:kern w:val="0"/>
-                <w:sz w:val="17"/>
-                <w:szCs w:val="17"/>
-              </w:rPr>
-              <w:t>%}</w:t>
+              <w:t>{%p if [sample, lib_quality_control, “tumor_content”]|get_tumor_content%}</w:t>
             </w:r>
           </w:p>
           <w:p>
@@ -4244,69 +3860,7 @@
                 <w:sz w:val="17"/>
                 <w:szCs w:val="17"/>
               </w:rPr>
-              <w:t xml:space="preserve">{{[sample, </w:t>
-            </w:r>
-            <w:proofErr w:type="spellStart"/>
-            <w:r>
-              <w:rPr>
-                <w:rFonts w:ascii="思源黑体 CN Normal" w:eastAsia="思源黑体 CN Normal" w:hAnsi="思源黑体 CN Normal" w:cs="思源黑体 CN Light"/>
-                <w:kern w:val="0"/>
-                <w:sz w:val="17"/>
-                <w:szCs w:val="17"/>
-              </w:rPr>
-              <w:t>lib_quality_control</w:t>
-            </w:r>
-            <w:proofErr w:type="spellEnd"/>
-            <w:r>
-              <w:rPr>
-                <w:rFonts w:ascii="思源黑体 CN Normal" w:eastAsia="思源黑体 CN Normal" w:hAnsi="思源黑体 CN Normal" w:cs="思源黑体 CN Light"/>
-                <w:kern w:val="0"/>
-                <w:sz w:val="17"/>
-                <w:szCs w:val="17"/>
-              </w:rPr>
-              <w:t>, “</w:t>
-            </w:r>
-            <w:proofErr w:type="spellStart"/>
-            <w:r>
-              <w:rPr>
-                <w:rFonts w:ascii="思源黑体 CN Normal" w:eastAsia="思源黑体 CN Normal" w:hAnsi="思源黑体 CN Normal" w:cs="思源黑体 CN Light"/>
-                <w:kern w:val="0"/>
-                <w:sz w:val="17"/>
-                <w:szCs w:val="17"/>
-              </w:rPr>
-              <w:t>tumor_content</w:t>
-            </w:r>
-            <w:proofErr w:type="spellEnd"/>
-            <w:proofErr w:type="gramStart"/>
-            <w:r>
-              <w:rPr>
-                <w:rFonts w:ascii="思源黑体 CN Normal" w:eastAsia="思源黑体 CN Normal" w:hAnsi="思源黑体 CN Normal" w:cs="思源黑体 CN Light"/>
-                <w:kern w:val="0"/>
-                <w:sz w:val="17"/>
-                <w:szCs w:val="17"/>
-              </w:rPr>
-              <w:t>”]|</w:t>
-            </w:r>
-            <w:proofErr w:type="spellStart"/>
-            <w:proofErr w:type="gramEnd"/>
-            <w:r>
-              <w:rPr>
-                <w:rFonts w:ascii="思源黑体 CN Normal" w:eastAsia="思源黑体 CN Normal" w:hAnsi="思源黑体 CN Normal" w:cs="思源黑体 CN Light"/>
-                <w:kern w:val="0"/>
-                <w:sz w:val="17"/>
-                <w:szCs w:val="17"/>
-              </w:rPr>
-              <w:t>get_tumor_content</w:t>
-            </w:r>
-            <w:proofErr w:type="spellEnd"/>
-            <w:r>
-              <w:rPr>
-                <w:rFonts w:ascii="思源黑体 CN Normal" w:eastAsia="思源黑体 CN Normal" w:hAnsi="思源黑体 CN Normal" w:cs="思源黑体 CN Light"/>
-                <w:kern w:val="0"/>
-                <w:sz w:val="17"/>
-                <w:szCs w:val="17"/>
-              </w:rPr>
-              <w:t>}}</w:t>
+              <w:t>{{[sample, lib_quality_control, “tumor_content”]|get_tumor_content}}</w:t>
             </w:r>
           </w:p>
           <w:p>
@@ -4351,69 +3905,7 @@
                 <w:szCs w:val="17"/>
               </w:rPr>
               <w:lastRenderedPageBreak/>
-              <w:t xml:space="preserve">{%p if [sample, </w:t>
-            </w:r>
-            <w:proofErr w:type="spellStart"/>
-            <w:r>
-              <w:rPr>
-                <w:rFonts w:ascii="思源黑体 CN Normal" w:eastAsia="思源黑体 CN Normal" w:hAnsi="思源黑体 CN Normal" w:cs="思源黑体 CN Light"/>
-                <w:kern w:val="0"/>
-                <w:sz w:val="17"/>
-                <w:szCs w:val="17"/>
-              </w:rPr>
-              <w:t>lib_quality_control</w:t>
-            </w:r>
-            <w:proofErr w:type="spellEnd"/>
-            <w:r>
-              <w:rPr>
-                <w:rFonts w:ascii="思源黑体 CN Normal" w:eastAsia="思源黑体 CN Normal" w:hAnsi="思源黑体 CN Normal" w:cs="思源黑体 CN Light"/>
-                <w:kern w:val="0"/>
-                <w:sz w:val="17"/>
-                <w:szCs w:val="17"/>
-              </w:rPr>
-              <w:t>, “</w:t>
-            </w:r>
-            <w:proofErr w:type="spellStart"/>
-            <w:r>
-              <w:rPr>
-                <w:rFonts w:ascii="思源黑体 CN Normal" w:eastAsia="思源黑体 CN Normal" w:hAnsi="思源黑体 CN Normal" w:cs="思源黑体 CN Light"/>
-                <w:kern w:val="0"/>
-                <w:sz w:val="17"/>
-                <w:szCs w:val="17"/>
-              </w:rPr>
-              <w:t>tumor_content_macrodissection_performed</w:t>
-            </w:r>
-            <w:proofErr w:type="spellEnd"/>
-            <w:proofErr w:type="gramStart"/>
-            <w:r>
-              <w:rPr>
-                <w:rFonts w:ascii="思源黑体 CN Normal" w:eastAsia="思源黑体 CN Normal" w:hAnsi="思源黑体 CN Normal" w:cs="思源黑体 CN Light"/>
-                <w:kern w:val="0"/>
-                <w:sz w:val="17"/>
-                <w:szCs w:val="17"/>
-              </w:rPr>
-              <w:t>”]|</w:t>
-            </w:r>
-            <w:proofErr w:type="spellStart"/>
-            <w:proofErr w:type="gramEnd"/>
-            <w:r>
-              <w:rPr>
-                <w:rFonts w:ascii="思源黑体 CN Normal" w:eastAsia="思源黑体 CN Normal" w:hAnsi="思源黑体 CN Normal" w:cs="思源黑体 CN Light"/>
-                <w:kern w:val="0"/>
-                <w:sz w:val="17"/>
-                <w:szCs w:val="17"/>
-              </w:rPr>
-              <w:t>get_tumor_content</w:t>
-            </w:r>
-            <w:proofErr w:type="spellEnd"/>
-            <w:r>
-              <w:rPr>
-                <w:rFonts w:ascii="思源黑体 CN Normal" w:eastAsia="思源黑体 CN Normal" w:hAnsi="思源黑体 CN Normal" w:cs="思源黑体 CN Light"/>
-                <w:kern w:val="0"/>
-                <w:sz w:val="17"/>
-                <w:szCs w:val="17"/>
-              </w:rPr>
-              <w:t>%}</w:t>
+              <w:t>{%p if [sample, lib_quality_control, “tumor_content_macrodissection_performed”]|get_tumor_content%}</w:t>
             </w:r>
           </w:p>
           <w:p>
@@ -4444,69 +3936,7 @@
                 <w:sz w:val="17"/>
                 <w:szCs w:val="17"/>
               </w:rPr>
-              <w:t xml:space="preserve">{{[sample, </w:t>
-            </w:r>
-            <w:proofErr w:type="spellStart"/>
-            <w:r>
-              <w:rPr>
-                <w:rFonts w:ascii="思源黑体 CN Normal" w:eastAsia="思源黑体 CN Normal" w:hAnsi="思源黑体 CN Normal" w:cs="思源黑体 CN Light"/>
-                <w:kern w:val="0"/>
-                <w:sz w:val="17"/>
-                <w:szCs w:val="17"/>
-              </w:rPr>
-              <w:t>lib_quality_control</w:t>
-            </w:r>
-            <w:proofErr w:type="spellEnd"/>
-            <w:r>
-              <w:rPr>
-                <w:rFonts w:ascii="思源黑体 CN Normal" w:eastAsia="思源黑体 CN Normal" w:hAnsi="思源黑体 CN Normal" w:cs="思源黑体 CN Light"/>
-                <w:kern w:val="0"/>
-                <w:sz w:val="17"/>
-                <w:szCs w:val="17"/>
-              </w:rPr>
-              <w:t>, “</w:t>
-            </w:r>
-            <w:proofErr w:type="spellStart"/>
-            <w:r>
-              <w:rPr>
-                <w:rFonts w:ascii="思源黑体 CN Normal" w:eastAsia="思源黑体 CN Normal" w:hAnsi="思源黑体 CN Normal" w:cs="思源黑体 CN Light"/>
-                <w:kern w:val="0"/>
-                <w:sz w:val="17"/>
-                <w:szCs w:val="17"/>
-              </w:rPr>
-              <w:t>tumor_content_macrodissection_performed</w:t>
-            </w:r>
-            <w:proofErr w:type="spellEnd"/>
-            <w:proofErr w:type="gramStart"/>
-            <w:r>
-              <w:rPr>
-                <w:rFonts w:ascii="思源黑体 CN Normal" w:eastAsia="思源黑体 CN Normal" w:hAnsi="思源黑体 CN Normal" w:cs="思源黑体 CN Light"/>
-                <w:kern w:val="0"/>
-                <w:sz w:val="17"/>
-                <w:szCs w:val="17"/>
-              </w:rPr>
-              <w:t>”]|</w:t>
-            </w:r>
-            <w:proofErr w:type="spellStart"/>
-            <w:proofErr w:type="gramEnd"/>
-            <w:r>
-              <w:rPr>
-                <w:rFonts w:ascii="思源黑体 CN Normal" w:eastAsia="思源黑体 CN Normal" w:hAnsi="思源黑体 CN Normal" w:cs="思源黑体 CN Light"/>
-                <w:kern w:val="0"/>
-                <w:sz w:val="17"/>
-                <w:szCs w:val="17"/>
-              </w:rPr>
-              <w:t>get_tumor_content</w:t>
-            </w:r>
-            <w:proofErr w:type="spellEnd"/>
-            <w:r>
-              <w:rPr>
-                <w:rFonts w:ascii="思源黑体 CN Normal" w:eastAsia="思源黑体 CN Normal" w:hAnsi="思源黑体 CN Normal" w:cs="思源黑体 CN Light"/>
-                <w:kern w:val="0"/>
-                <w:sz w:val="17"/>
-                <w:szCs w:val="17"/>
-              </w:rPr>
-              <w:t>}}</w:t>
+              <w:t>{{[sample, lib_quality_control, “tumor_content_macrodissection_performed”]|get_tumor_content}}</w:t>
             </w:r>
           </w:p>
           <w:p>
@@ -4550,129 +3980,7 @@
                 <w:sz w:val="17"/>
                 <w:szCs w:val="17"/>
               </w:rPr>
-              <w:t xml:space="preserve">{%p if not [sample, </w:t>
-            </w:r>
-            <w:proofErr w:type="spellStart"/>
-            <w:r>
-              <w:rPr>
-                <w:rFonts w:ascii="思源黑体 CN Normal" w:eastAsia="思源黑体 CN Normal" w:hAnsi="思源黑体 CN Normal" w:cs="思源黑体 CN Light"/>
-                <w:kern w:val="0"/>
-                <w:sz w:val="17"/>
-                <w:szCs w:val="17"/>
-              </w:rPr>
-              <w:t>lib_quality_control</w:t>
-            </w:r>
-            <w:proofErr w:type="spellEnd"/>
-            <w:r>
-              <w:rPr>
-                <w:rFonts w:ascii="思源黑体 CN Normal" w:eastAsia="思源黑体 CN Normal" w:hAnsi="思源黑体 CN Normal" w:cs="思源黑体 CN Light"/>
-                <w:kern w:val="0"/>
-                <w:sz w:val="17"/>
-                <w:szCs w:val="17"/>
-              </w:rPr>
-              <w:t>, “</w:t>
-            </w:r>
-            <w:proofErr w:type="spellStart"/>
-            <w:r>
-              <w:rPr>
-                <w:rFonts w:ascii="思源黑体 CN Normal" w:eastAsia="思源黑体 CN Normal" w:hAnsi="思源黑体 CN Normal" w:cs="思源黑体 CN Light"/>
-                <w:kern w:val="0"/>
-                <w:sz w:val="17"/>
-                <w:szCs w:val="17"/>
-              </w:rPr>
-              <w:t>tumor_content</w:t>
-            </w:r>
-            <w:proofErr w:type="spellEnd"/>
-            <w:proofErr w:type="gramStart"/>
-            <w:r>
-              <w:rPr>
-                <w:rFonts w:ascii="思源黑体 CN Normal" w:eastAsia="思源黑体 CN Normal" w:hAnsi="思源黑体 CN Normal" w:cs="思源黑体 CN Light"/>
-                <w:kern w:val="0"/>
-                <w:sz w:val="17"/>
-                <w:szCs w:val="17"/>
-              </w:rPr>
-              <w:t>”]|</w:t>
-            </w:r>
-            <w:proofErr w:type="spellStart"/>
-            <w:proofErr w:type="gramEnd"/>
-            <w:r>
-              <w:rPr>
-                <w:rFonts w:ascii="思源黑体 CN Normal" w:eastAsia="思源黑体 CN Normal" w:hAnsi="思源黑体 CN Normal" w:cs="思源黑体 CN Light"/>
-                <w:kern w:val="0"/>
-                <w:sz w:val="17"/>
-                <w:szCs w:val="17"/>
-              </w:rPr>
-              <w:t>get_tumor_content</w:t>
-            </w:r>
-            <w:proofErr w:type="spellEnd"/>
-            <w:r>
-              <w:rPr>
-                <w:rFonts w:ascii="思源黑体 CN Normal" w:eastAsia="思源黑体 CN Normal" w:hAnsi="思源黑体 CN Normal" w:cs="思源黑体 CN Light"/>
-                <w:kern w:val="0"/>
-                <w:sz w:val="17"/>
-                <w:szCs w:val="17"/>
-              </w:rPr>
-              <w:t xml:space="preserve"> and not [sample, </w:t>
-            </w:r>
-            <w:proofErr w:type="spellStart"/>
-            <w:r>
-              <w:rPr>
-                <w:rFonts w:ascii="思源黑体 CN Normal" w:eastAsia="思源黑体 CN Normal" w:hAnsi="思源黑体 CN Normal" w:cs="思源黑体 CN Light"/>
-                <w:kern w:val="0"/>
-                <w:sz w:val="17"/>
-                <w:szCs w:val="17"/>
-              </w:rPr>
-              <w:t>lib_quality_control</w:t>
-            </w:r>
-            <w:proofErr w:type="spellEnd"/>
-            <w:r>
-              <w:rPr>
-                <w:rFonts w:ascii="思源黑体 CN Normal" w:eastAsia="思源黑体 CN Normal" w:hAnsi="思源黑体 CN Normal" w:cs="思源黑体 CN Light"/>
-                <w:kern w:val="0"/>
-                <w:sz w:val="17"/>
-                <w:szCs w:val="17"/>
-              </w:rPr>
-              <w:t>, “</w:t>
-            </w:r>
-            <w:proofErr w:type="spellStart"/>
-            <w:r>
-              <w:rPr>
-                <w:rFonts w:ascii="思源黑体 CN Normal" w:eastAsia="思源黑体 CN Normal" w:hAnsi="思源黑体 CN Normal" w:cs="思源黑体 CN Light"/>
-                <w:kern w:val="0"/>
-                <w:sz w:val="17"/>
-                <w:szCs w:val="17"/>
-              </w:rPr>
-              <w:t>tumor_content_macrodissection_performed</w:t>
-            </w:r>
-            <w:proofErr w:type="spellEnd"/>
-            <w:r>
-              <w:rPr>
-                <w:rFonts w:ascii="思源黑体 CN Normal" w:eastAsia="思源黑体 CN Normal" w:hAnsi="思源黑体 CN Normal" w:cs="思源黑体 CN Light"/>
-                <w:kern w:val="0"/>
-                <w:sz w:val="17"/>
-                <w:szCs w:val="17"/>
-              </w:rPr>
-              <w:t>”]|</w:t>
-            </w:r>
-            <w:proofErr w:type="spellStart"/>
-            <w:r>
-              <w:rPr>
-                <w:rFonts w:ascii="思源黑体 CN Normal" w:eastAsia="思源黑体 CN Normal" w:hAnsi="思源黑体 CN Normal" w:cs="思源黑体 CN Light"/>
-                <w:kern w:val="0"/>
-                <w:sz w:val="17"/>
-                <w:szCs w:val="17"/>
-              </w:rPr>
-              <w:t>get_tumor_content</w:t>
-            </w:r>
-            <w:proofErr w:type="spellEnd"/>
-            <w:r>
-              <w:rPr>
-                <w:rFonts w:ascii="思源黑体 CN Normal" w:eastAsia="思源黑体 CN Normal" w:hAnsi="思源黑体 CN Normal" w:cs="思源黑体 CN Light"/>
-                <w:kern w:val="0"/>
-                <w:sz w:val="17"/>
-                <w:szCs w:val="17"/>
-              </w:rPr>
-              <w:t>%}</w:t>
+              <w:t>{%p if not [sample, lib_quality_control, “tumor_content”]|get_tumor_content and not [sample, lib_quality_control, “tumor_content_macrodissection_performed”]|get_tumor_content%}</w:t>
             </w:r>
           </w:p>
           <w:p>
@@ -4875,73 +4183,7 @@
                 <w:szCs w:val="17"/>
                 <w:lang w:bidi="ar"/>
               </w:rPr>
-              <w:t xml:space="preserve">{%if </w:t>
-            </w:r>
-            <w:proofErr w:type="spellStart"/>
-            <w:r>
-              <w:rPr>
-                <w:rFonts w:ascii="思源黑体 CN Normal" w:eastAsia="思源黑体 CN Normal" w:hAnsi="思源黑体 CN Normal" w:cs="思源黑体 CN Light"/>
-                <w:kern w:val="0"/>
-                <w:sz w:val="17"/>
-                <w:szCs w:val="17"/>
-                <w:lang w:bidi="ar"/>
-              </w:rPr>
-              <w:t>lib_quality_control</w:t>
-            </w:r>
-            <w:proofErr w:type="spellEnd"/>
-            <w:r>
-              <w:rPr>
-                <w:rFonts w:ascii="思源黑体 CN Normal" w:eastAsia="思源黑体 CN Normal" w:hAnsi="思源黑体 CN Normal" w:cs="思源黑体 CN Light"/>
-                <w:kern w:val="0"/>
-                <w:sz w:val="17"/>
-                <w:szCs w:val="17"/>
-                <w:lang w:bidi="ar"/>
-              </w:rPr>
-              <w:t xml:space="preserve"> and </w:t>
-            </w:r>
-            <w:proofErr w:type="spellStart"/>
-            <w:r>
-              <w:rPr>
-                <w:rFonts w:ascii="思源黑体 CN Normal" w:eastAsia="思源黑体 CN Normal" w:hAnsi="思源黑体 CN Normal" w:cs="思源黑体 CN Light"/>
-                <w:kern w:val="0"/>
-                <w:sz w:val="17"/>
-                <w:szCs w:val="17"/>
-                <w:lang w:bidi="ar"/>
-              </w:rPr>
-              <w:t>lib_quality_control.lib_dna_qc</w:t>
-            </w:r>
-            <w:proofErr w:type="spellEnd"/>
-            <w:r>
-              <w:rPr>
-                <w:rFonts w:ascii="思源黑体 CN Normal" w:eastAsia="思源黑体 CN Normal" w:hAnsi="思源黑体 CN Normal" w:cs="思源黑体 CN Light"/>
-                <w:kern w:val="0"/>
-                <w:sz w:val="17"/>
-                <w:szCs w:val="17"/>
-                <w:lang w:bidi="ar"/>
-              </w:rPr>
-              <w:t xml:space="preserve"> and lib_quality_control.lib_dna_qc.dna_qty</w:t>
-            </w:r>
-            <w:proofErr w:type="gramStart"/>
-            <w:r>
-              <w:rPr>
-                <w:rFonts w:ascii="思源黑体 CN Normal" w:eastAsia="思源黑体 CN Normal" w:hAnsi="思源黑体 CN Normal" w:cs="思源黑体 CN Light"/>
-                <w:kern w:val="0"/>
-                <w:sz w:val="17"/>
-                <w:szCs w:val="17"/>
-                <w:lang w:bidi="ar"/>
-              </w:rPr>
-              <w:t>%}{</w:t>
-            </w:r>
-            <w:proofErr w:type="gramEnd"/>
-            <w:r>
-              <w:rPr>
-                <w:rFonts w:ascii="思源黑体 CN Normal" w:eastAsia="思源黑体 CN Normal" w:hAnsi="思源黑体 CN Normal" w:cs="思源黑体 CN Light"/>
-                <w:kern w:val="0"/>
-                <w:sz w:val="17"/>
-                <w:szCs w:val="17"/>
-                <w:lang w:bidi="ar"/>
-              </w:rPr>
-              <w:t>{lib_quality_control.lib_dna_qc.dna_qty|replace(“.00”,””)}}{%else%}{%endif%}</w:t>
+              <w:t>{%if lib_quality_control and lib_quality_control.lib_dna_qc and lib_quality_control.lib_dna_qc.dna_qty%}{{lib_quality_control.lib_dna_qc.dna_qty|replace(“.00”,””)}}{%else%}{%endif%}</w:t>
             </w:r>
           </w:p>
         </w:tc>
@@ -5105,73 +4347,7 @@
                 <w:szCs w:val="17"/>
                 <w:lang w:bidi="ar"/>
               </w:rPr>
-              <w:t xml:space="preserve">{%if </w:t>
-            </w:r>
-            <w:proofErr w:type="spellStart"/>
-            <w:r>
-              <w:rPr>
-                <w:rFonts w:ascii="思源黑体 CN Normal" w:eastAsia="思源黑体 CN Normal" w:hAnsi="思源黑体 CN Normal" w:cs="思源黑体 CN Light"/>
-                <w:kern w:val="0"/>
-                <w:sz w:val="17"/>
-                <w:szCs w:val="17"/>
-                <w:lang w:bidi="ar"/>
-              </w:rPr>
-              <w:t>lib_quality_control</w:t>
-            </w:r>
-            <w:proofErr w:type="spellEnd"/>
-            <w:r>
-              <w:rPr>
-                <w:rFonts w:ascii="思源黑体 CN Normal" w:eastAsia="思源黑体 CN Normal" w:hAnsi="思源黑体 CN Normal" w:cs="思源黑体 CN Light"/>
-                <w:kern w:val="0"/>
-                <w:sz w:val="17"/>
-                <w:szCs w:val="17"/>
-                <w:lang w:bidi="ar"/>
-              </w:rPr>
-              <w:t xml:space="preserve"> and </w:t>
-            </w:r>
-            <w:proofErr w:type="spellStart"/>
-            <w:r>
-              <w:rPr>
-                <w:rFonts w:ascii="思源黑体 CN Normal" w:eastAsia="思源黑体 CN Normal" w:hAnsi="思源黑体 CN Normal" w:cs="思源黑体 CN Light"/>
-                <w:kern w:val="0"/>
-                <w:sz w:val="17"/>
-                <w:szCs w:val="17"/>
-                <w:lang w:bidi="ar"/>
-              </w:rPr>
-              <w:t>lib_quality_control.lib_dna_qc</w:t>
-            </w:r>
-            <w:proofErr w:type="spellEnd"/>
-            <w:r>
-              <w:rPr>
-                <w:rFonts w:ascii="思源黑体 CN Normal" w:eastAsia="思源黑体 CN Normal" w:hAnsi="思源黑体 CN Normal" w:cs="思源黑体 CN Light"/>
-                <w:kern w:val="0"/>
-                <w:sz w:val="17"/>
-                <w:szCs w:val="17"/>
-                <w:lang w:bidi="ar"/>
-              </w:rPr>
-              <w:t xml:space="preserve"> and lib_quality_control.lib_dna_</w:t>
-            </w:r>
-            <w:proofErr w:type="gramStart"/>
-            <w:r>
-              <w:rPr>
-                <w:rFonts w:ascii="思源黑体 CN Normal" w:eastAsia="思源黑体 CN Normal" w:hAnsi="思源黑体 CN Normal" w:cs="思源黑体 CN Light"/>
-                <w:kern w:val="0"/>
-                <w:sz w:val="17"/>
-                <w:szCs w:val="17"/>
-                <w:lang w:bidi="ar"/>
-              </w:rPr>
-              <w:t>qc.library</w:t>
-            </w:r>
-            <w:proofErr w:type="gramEnd"/>
-            <w:r>
-              <w:rPr>
-                <w:rFonts w:ascii="思源黑体 CN Normal" w:eastAsia="思源黑体 CN Normal" w:hAnsi="思源黑体 CN Normal" w:cs="思源黑体 CN Light"/>
-                <w:kern w:val="0"/>
-                <w:sz w:val="17"/>
-                <w:szCs w:val="17"/>
-                <w:lang w:bidi="ar"/>
-              </w:rPr>
-              <w:t>_concn%}{{lib_quality_control.lib_dna_qc.library_concn|replace(“.00”,””)}}{%else%}{%endif%}</w:t>
+              <w:t>{%if lib_quality_control and lib_quality_control.lib_dna_qc and lib_quality_control.lib_dna_qc.library_concn%}{{lib_quality_control.lib_dna_qc.library_concn|replace(“.00”,””)}}{%else%}{%endif%}</w:t>
             </w:r>
           </w:p>
         </w:tc>
@@ -5334,19 +4510,8 @@
                 <w:szCs w:val="17"/>
                 <w:highlight w:val="yellow"/>
               </w:rPr>
-              <w:t xml:space="preserve"> if </w:t>
-            </w:r>
-            <w:proofErr w:type="spellStart"/>
-            <w:r>
-              <w:rPr>
-                <w:rFonts w:ascii="思源黑体 CN Normal" w:eastAsia="思源黑体 CN Normal" w:hAnsi="思源黑体 CN Normal"/>
-                <w:sz w:val="17"/>
-                <w:szCs w:val="17"/>
-                <w:highlight w:val="yellow"/>
-              </w:rPr>
-              <w:t>qc.dna_data_qc.cds</w:t>
-            </w:r>
-            <w:proofErr w:type="spellEnd"/>
+              <w:t xml:space="preserve"> if qc.dna_data_qc.cds</w:t>
+            </w:r>
             <w:r>
               <w:rPr>
                 <w:rFonts w:ascii="思源黑体 CN Normal" w:eastAsia="思源黑体 CN Normal" w:hAnsi="思源黑体 CN Normal" w:hint="eastAsia"/>
@@ -5374,25 +4539,7 @@
                 <w:sz w:val="17"/>
                 <w:szCs w:val="17"/>
               </w:rPr>
-              <w:t>{{</w:t>
-            </w:r>
-            <w:proofErr w:type="gramStart"/>
-            <w:r>
-              <w:rPr>
-                <w:rFonts w:ascii="思源黑体 CN Normal" w:eastAsia="思源黑体 CN Normal" w:hAnsi="思源黑体 CN Normal"/>
-                <w:sz w:val="17"/>
-                <w:szCs w:val="17"/>
-              </w:rPr>
-              <w:t>qc.dna_data_qc.cds.cleandata</w:t>
-            </w:r>
-            <w:proofErr w:type="gramEnd"/>
-            <w:r>
-              <w:rPr>
-                <w:rFonts w:ascii="思源黑体 CN Normal" w:eastAsia="思源黑体 CN Normal" w:hAnsi="思源黑体 CN Normal"/>
-                <w:sz w:val="17"/>
-                <w:szCs w:val="17"/>
-              </w:rPr>
-              <w:t>_q30}}</w:t>
+              <w:t>{{qc.dna_data_qc.cds.cleandata_q30}}</w:t>
             </w:r>
           </w:p>
           <w:p>
@@ -5441,25 +4588,7 @@
                 <w:sz w:val="17"/>
                 <w:szCs w:val="17"/>
               </w:rPr>
-              <w:t>{qc.dna_data_</w:t>
-            </w:r>
-            <w:proofErr w:type="gramStart"/>
-            <w:r>
-              <w:rPr>
-                <w:rFonts w:ascii="思源黑体 CN Normal" w:eastAsia="思源黑体 CN Normal" w:hAnsi="思源黑体 CN Normal"/>
-                <w:sz w:val="17"/>
-                <w:szCs w:val="17"/>
-              </w:rPr>
-              <w:t>qc.cleandata</w:t>
-            </w:r>
-            <w:proofErr w:type="gramEnd"/>
-            <w:r>
-              <w:rPr>
-                <w:rFonts w:ascii="思源黑体 CN Normal" w:eastAsia="思源黑体 CN Normal" w:hAnsi="思源黑体 CN Normal"/>
-                <w:sz w:val="17"/>
-                <w:szCs w:val="17"/>
-              </w:rPr>
-              <w:t>_q30}}</w:t>
+              <w:t>{qc.dna_data_qc.cleandata_q30}}</w:t>
             </w:r>
           </w:p>
           <w:p>
@@ -5644,19 +4773,8 @@
                 <w:szCs w:val="17"/>
                 <w:highlight w:val="yellow"/>
               </w:rPr>
-              <w:t xml:space="preserve"> if </w:t>
-            </w:r>
-            <w:proofErr w:type="spellStart"/>
-            <w:r>
-              <w:rPr>
-                <w:rFonts w:ascii="思源黑体 CN Normal" w:eastAsia="思源黑体 CN Normal" w:hAnsi="思源黑体 CN Normal"/>
-                <w:sz w:val="17"/>
-                <w:szCs w:val="17"/>
-                <w:highlight w:val="yellow"/>
-              </w:rPr>
-              <w:t>qc.dna_data_qc.cds</w:t>
-            </w:r>
-            <w:proofErr w:type="spellEnd"/>
+              <w:t xml:space="preserve"> if qc.dna_data_qc.cds</w:t>
+            </w:r>
             <w:r>
               <w:rPr>
                 <w:rFonts w:ascii="思源黑体 CN Normal" w:eastAsia="思源黑体 CN Normal" w:hAnsi="思源黑体 CN Normal" w:hint="eastAsia"/>
@@ -5684,34 +4802,15 @@
                 <w:sz w:val="17"/>
                 <w:szCs w:val="17"/>
               </w:rPr>
-              <w:t>{{</w:t>
-            </w:r>
-            <w:proofErr w:type="spellStart"/>
-            <w:proofErr w:type="gramStart"/>
-            <w:r>
-              <w:rPr>
-                <w:rFonts w:ascii="思源黑体 CN Normal" w:eastAsia="思源黑体 CN Normal" w:hAnsi="思源黑体 CN Normal"/>
-                <w:sz w:val="17"/>
-                <w:szCs w:val="17"/>
-              </w:rPr>
-              <w:t>qc.dna_data_qc.cds.</w:t>
-            </w:r>
-            <w:r>
-              <w:rPr>
-                <w:rFonts w:ascii="思源黑体 CN Normal" w:eastAsia="思源黑体 CN Normal" w:hAnsi="思源黑体 CN Normal"/>
-                <w:sz w:val="17"/>
-                <w:szCs w:val="17"/>
-              </w:rPr>
-              <w:t>brca</w:t>
-            </w:r>
-            <w:proofErr w:type="gramEnd"/>
-            <w:r>
-              <w:rPr>
-                <w:rFonts w:ascii="思源黑体 CN Normal" w:eastAsia="思源黑体 CN Normal" w:hAnsi="思源黑体 CN Normal"/>
-                <w:sz w:val="17"/>
-                <w:szCs w:val="17"/>
-              </w:rPr>
-              <w:t>_c</w:t>
+              <w:t>{{qc.dna_data_qc.cds.</w:t>
+            </w:r>
+            <w:r>
+              <w:rPr>
+                <w:rFonts w:ascii="思源黑体 CN Normal" w:eastAsia="思源黑体 CN Normal" w:hAnsi="思源黑体 CN Normal"/>
+                <w:sz w:val="17"/>
+                <w:szCs w:val="17"/>
+              </w:rPr>
+              <w:t>brca_c</w:t>
             </w:r>
             <w:r>
               <w:rPr>
@@ -5722,7 +4821,6 @@
               <w:lastRenderedPageBreak/>
               <w:t>over_ratio</w:t>
             </w:r>
-            <w:proofErr w:type="spellEnd"/>
             <w:r>
               <w:rPr>
                 <w:rFonts w:ascii="思源黑体 CN Normal" w:eastAsia="思源黑体 CN Normal" w:hAnsi="思源黑体 CN Normal"/>
@@ -5770,44 +4868,16 @@
                 <w:sz w:val="17"/>
                 <w:szCs w:val="17"/>
               </w:rPr>
-              <w:t>{{</w:t>
-            </w:r>
-            <w:proofErr w:type="spellStart"/>
-            <w:r>
-              <w:rPr>
-                <w:rFonts w:ascii="思源黑体 CN Normal" w:eastAsia="思源黑体 CN Normal" w:hAnsi="思源黑体 CN Normal"/>
-                <w:sz w:val="17"/>
-                <w:szCs w:val="17"/>
-              </w:rPr>
-              <w:t>qc.dna_data_</w:t>
-            </w:r>
-            <w:proofErr w:type="gramStart"/>
-            <w:r>
-              <w:rPr>
-                <w:rFonts w:ascii="思源黑体 CN Normal" w:eastAsia="思源黑体 CN Normal" w:hAnsi="思源黑体 CN Normal"/>
-                <w:sz w:val="17"/>
-                <w:szCs w:val="17"/>
-              </w:rPr>
-              <w:t>qc.</w:t>
-            </w:r>
-            <w:r>
-              <w:rPr>
-                <w:rFonts w:ascii="思源黑体 CN Normal" w:eastAsia="思源黑体 CN Normal" w:hAnsi="思源黑体 CN Normal"/>
-                <w:sz w:val="17"/>
-                <w:szCs w:val="17"/>
-              </w:rPr>
-              <w:t>brca</w:t>
-            </w:r>
-            <w:proofErr w:type="gramEnd"/>
-            <w:r>
-              <w:rPr>
-                <w:rFonts w:ascii="思源黑体 CN Normal" w:eastAsia="思源黑体 CN Normal" w:hAnsi="思源黑体 CN Normal"/>
-                <w:sz w:val="17"/>
-                <w:szCs w:val="17"/>
-              </w:rPr>
-              <w:t>_cover_ratio</w:t>
-            </w:r>
-            <w:proofErr w:type="spellEnd"/>
+              <w:t>{{qc.dna_data_qc.</w:t>
+            </w:r>
+            <w:r>
+              <w:rPr>
+                <w:rFonts w:ascii="思源黑体 CN Normal" w:eastAsia="思源黑体 CN Normal" w:hAnsi="思源黑体 CN Normal"/>
+                <w:sz w:val="17"/>
+                <w:szCs w:val="17"/>
+              </w:rPr>
+              <w:t>brca_cover_ratio</w:t>
+            </w:r>
             <w:r>
               <w:rPr>
                 <w:rFonts w:ascii="思源黑体 CN Normal" w:eastAsia="思源黑体 CN Normal" w:hAnsi="思源黑体 CN Normal"/>
@@ -6000,19 +5070,8 @@
                 <w:szCs w:val="17"/>
                 <w:highlight w:val="yellow"/>
               </w:rPr>
-              <w:t xml:space="preserve"> if </w:t>
-            </w:r>
-            <w:proofErr w:type="spellStart"/>
-            <w:r>
-              <w:rPr>
-                <w:rFonts w:ascii="思源黑体 CN Normal" w:eastAsia="思源黑体 CN Normal" w:hAnsi="思源黑体 CN Normal"/>
-                <w:sz w:val="17"/>
-                <w:szCs w:val="17"/>
-                <w:highlight w:val="yellow"/>
-              </w:rPr>
-              <w:t>qc.dna_data_qc.cds</w:t>
-            </w:r>
-            <w:proofErr w:type="spellEnd"/>
+              <w:t xml:space="preserve"> if qc.dna_data_qc.cds</w:t>
+            </w:r>
             <w:r>
               <w:rPr>
                 <w:rFonts w:ascii="思源黑体 CN Normal" w:eastAsia="思源黑体 CN Normal" w:hAnsi="思源黑体 CN Normal" w:hint="eastAsia"/>
@@ -6042,8 +5101,6 @@
               </w:rPr>
               <w:t>{{</w:t>
             </w:r>
-            <w:proofErr w:type="spellStart"/>
-            <w:proofErr w:type="gramStart"/>
             <w:r>
               <w:rPr>
                 <w:rFonts w:ascii="思源黑体 CN Normal" w:eastAsia="思源黑体 CN Normal" w:hAnsi="思源黑体 CN Normal"/>
@@ -6058,18 +5115,8 @@
                 <w:sz w:val="17"/>
                 <w:szCs w:val="17"/>
               </w:rPr>
-              <w:t>cover</w:t>
-            </w:r>
-            <w:proofErr w:type="gramEnd"/>
-            <w:r>
-              <w:rPr>
-                <w:rFonts w:ascii="思源黑体 CN Normal" w:eastAsia="思源黑体 CN Normal" w:hAnsi="思源黑体 CN Normal"/>
-                <w:sz w:val="17"/>
-                <w:szCs w:val="17"/>
-              </w:rPr>
-              <w:t>_ratio</w:t>
-            </w:r>
-            <w:proofErr w:type="spellEnd"/>
+              <w:t>cover_ratio</w:t>
+            </w:r>
             <w:r>
               <w:rPr>
                 <w:rFonts w:ascii="思源黑体 CN Normal" w:eastAsia="思源黑体 CN Normal" w:hAnsi="思源黑体 CN Normal" w:hint="eastAsia"/>
@@ -6119,42 +5166,22 @@
               </w:rPr>
               <w:t>{{</w:t>
             </w:r>
-            <w:proofErr w:type="spellStart"/>
-            <w:r>
-              <w:rPr>
-                <w:rFonts w:ascii="思源黑体 CN Normal" w:eastAsia="思源黑体 CN Normal" w:hAnsi="思源黑体 CN Normal"/>
-                <w:sz w:val="17"/>
-                <w:szCs w:val="17"/>
-              </w:rPr>
-              <w:t>qc.dna_data_</w:t>
-            </w:r>
-            <w:proofErr w:type="gramStart"/>
-            <w:r>
-              <w:rPr>
-                <w:rFonts w:ascii="思源黑体 CN Normal" w:eastAsia="思源黑体 CN Normal" w:hAnsi="思源黑体 CN Normal"/>
-                <w:sz w:val="17"/>
-                <w:szCs w:val="17"/>
-              </w:rPr>
-              <w:t>qc.</w:t>
-            </w:r>
-            <w:r>
-              <w:rPr>
-                <w:rFonts w:ascii="思源黑体 CN Normal" w:eastAsia="思源黑体 CN Normal" w:hAnsi="思源黑体 CN Normal"/>
-                <w:sz w:val="17"/>
-                <w:szCs w:val="17"/>
-              </w:rPr>
-              <w:t>cover</w:t>
-            </w:r>
-            <w:proofErr w:type="gramEnd"/>
-            <w:r>
-              <w:rPr>
-                <w:rFonts w:ascii="思源黑体 CN Normal" w:eastAsia="思源黑体 CN Normal" w:hAnsi="思源黑体 CN Normal"/>
-                <w:sz w:val="17"/>
-                <w:szCs w:val="17"/>
-              </w:rPr>
-              <w:t>_ratio</w:t>
-            </w:r>
-            <w:proofErr w:type="spellEnd"/>
+            <w:r>
+              <w:rPr>
+                <w:rFonts w:ascii="思源黑体 CN Normal" w:eastAsia="思源黑体 CN Normal" w:hAnsi="思源黑体 CN Normal"/>
+                <w:sz w:val="17"/>
+                <w:szCs w:val="17"/>
+              </w:rPr>
+              <w:t>qc.dna_data_qc.</w:t>
+            </w:r>
+            <w:r>
+              <w:rPr>
+                <w:rFonts w:ascii="思源黑体 CN Normal" w:eastAsia="思源黑体 CN Normal" w:hAnsi="思源黑体 CN Normal"/>
+                <w:sz w:val="17"/>
+                <w:szCs w:val="17"/>
+              </w:rPr>
+              <w:t>cover_ratio</w:t>
+            </w:r>
             <w:r>
               <w:rPr>
                 <w:rFonts w:ascii="思源黑体 CN Normal" w:eastAsia="思源黑体 CN Normal" w:hAnsi="思源黑体 CN Normal" w:hint="eastAsia"/>
@@ -6346,19 +5373,8 @@
                 <w:szCs w:val="17"/>
                 <w:highlight w:val="yellow"/>
               </w:rPr>
-              <w:t xml:space="preserve"> if </w:t>
-            </w:r>
-            <w:proofErr w:type="spellStart"/>
-            <w:r>
-              <w:rPr>
-                <w:rFonts w:ascii="思源黑体 CN Normal" w:eastAsia="思源黑体 CN Normal" w:hAnsi="思源黑体 CN Normal"/>
-                <w:sz w:val="17"/>
-                <w:szCs w:val="17"/>
-                <w:highlight w:val="yellow"/>
-              </w:rPr>
-              <w:t>qc.dna_data_qc.cds</w:t>
-            </w:r>
-            <w:proofErr w:type="spellEnd"/>
+              <w:t xml:space="preserve"> if qc.dna_data_qc.cds</w:t>
+            </w:r>
             <w:r>
               <w:rPr>
                 <w:rFonts w:ascii="思源黑体 CN Normal" w:eastAsia="思源黑体 CN Normal" w:hAnsi="思源黑体 CN Normal" w:hint="eastAsia"/>
@@ -6388,7 +5404,6 @@
               </w:rPr>
               <w:t>{{</w:t>
             </w:r>
-            <w:proofErr w:type="spellStart"/>
             <w:r>
               <w:rPr>
                 <w:rFonts w:ascii="思源黑体 CN Normal" w:eastAsia="思源黑体 CN Normal" w:hAnsi="思源黑体 CN Normal"/>
@@ -6421,7 +5436,6 @@
               </w:rPr>
               <w:t>num</w:t>
             </w:r>
-            <w:proofErr w:type="spellEnd"/>
             <w:r>
               <w:rPr>
                 <w:rFonts w:ascii="思源黑体 CN Normal" w:eastAsia="思源黑体 CN Normal" w:hAnsi="思源黑体 CN Normal" w:hint="eastAsia"/>
@@ -6471,7 +5485,6 @@
               </w:rPr>
               <w:t>{{</w:t>
             </w:r>
-            <w:proofErr w:type="spellStart"/>
             <w:r>
               <w:rPr>
                 <w:rFonts w:ascii="思源黑体 CN Normal" w:eastAsia="思源黑体 CN Normal" w:hAnsi="思源黑体 CN Normal"/>
@@ -6504,7 +5517,6 @@
               </w:rPr>
               <w:t>num</w:t>
             </w:r>
-            <w:proofErr w:type="spellEnd"/>
             <w:r>
               <w:rPr>
                 <w:rFonts w:ascii="思源黑体 CN Normal" w:eastAsia="思源黑体 CN Normal" w:hAnsi="思源黑体 CN Normal" w:hint="eastAsia"/>
@@ -6696,19 +5708,8 @@
                 <w:szCs w:val="17"/>
                 <w:highlight w:val="yellow"/>
               </w:rPr>
-              <w:t xml:space="preserve"> if </w:t>
-            </w:r>
-            <w:proofErr w:type="spellStart"/>
-            <w:r>
-              <w:rPr>
-                <w:rFonts w:ascii="思源黑体 CN Normal" w:eastAsia="思源黑体 CN Normal" w:hAnsi="思源黑体 CN Normal"/>
-                <w:sz w:val="17"/>
-                <w:szCs w:val="17"/>
-                <w:highlight w:val="yellow"/>
-              </w:rPr>
-              <w:t>qc.dna_data_qc.cds</w:t>
-            </w:r>
-            <w:proofErr w:type="spellEnd"/>
+              <w:t xml:space="preserve"> if qc.dna_data_qc.cds</w:t>
+            </w:r>
             <w:r>
               <w:rPr>
                 <w:rFonts w:ascii="思源黑体 CN Normal" w:eastAsia="思源黑体 CN Normal" w:hAnsi="思源黑体 CN Normal" w:hint="eastAsia"/>
@@ -6738,8 +5739,6 @@
               </w:rPr>
               <w:t>{{</w:t>
             </w:r>
-            <w:proofErr w:type="spellStart"/>
-            <w:proofErr w:type="gramStart"/>
             <w:r>
               <w:rPr>
                 <w:rFonts w:ascii="思源黑体 CN Normal" w:eastAsia="思源黑体 CN Normal" w:hAnsi="思源黑体 CN Normal"/>
@@ -6748,7 +5747,6 @@
               </w:rPr>
               <w:t>qc.dna_data_qc.cds.depth</w:t>
             </w:r>
-            <w:proofErr w:type="gramEnd"/>
             <w:r>
               <w:rPr>
                 <w:rFonts w:ascii="思源黑体 CN Normal" w:eastAsia="思源黑体 CN Normal" w:hAnsi="思源黑体 CN Normal"/>
@@ -6765,7 +5763,6 @@
               </w:rPr>
               <w:t>_num</w:t>
             </w:r>
-            <w:proofErr w:type="spellEnd"/>
             <w:r>
               <w:rPr>
                 <w:rFonts w:ascii="思源黑体 CN Normal" w:eastAsia="思源黑体 CN Normal" w:hAnsi="思源黑体 CN Normal" w:hint="eastAsia"/>
@@ -6815,25 +5812,14 @@
               </w:rPr>
               <w:t>{{</w:t>
             </w:r>
-            <w:proofErr w:type="spellStart"/>
-            <w:r>
-              <w:rPr>
-                <w:rFonts w:ascii="思源黑体 CN Normal" w:eastAsia="思源黑体 CN Normal" w:hAnsi="思源黑体 CN Normal"/>
-                <w:sz w:val="17"/>
-                <w:szCs w:val="17"/>
-              </w:rPr>
-              <w:t>qc.dna_data_</w:t>
-            </w:r>
-            <w:proofErr w:type="gramStart"/>
-            <w:r>
-              <w:rPr>
-                <w:rFonts w:ascii="思源黑体 CN Normal" w:eastAsia="思源黑体 CN Normal" w:hAnsi="思源黑体 CN Normal"/>
-                <w:sz w:val="17"/>
-                <w:szCs w:val="17"/>
-              </w:rPr>
-              <w:t>qc.depth</w:t>
-            </w:r>
-            <w:proofErr w:type="gramEnd"/>
+            <w:r>
+              <w:rPr>
+                <w:rFonts w:ascii="思源黑体 CN Normal" w:eastAsia="思源黑体 CN Normal" w:hAnsi="思源黑体 CN Normal"/>
+                <w:sz w:val="17"/>
+                <w:szCs w:val="17"/>
+              </w:rPr>
+              <w:t>qc.dna_data_qc.depth</w:t>
+            </w:r>
             <w:r>
               <w:rPr>
                 <w:rFonts w:ascii="思源黑体 CN Normal" w:eastAsia="思源黑体 CN Normal" w:hAnsi="思源黑体 CN Normal"/>
@@ -6850,7 +5836,6 @@
               </w:rPr>
               <w:t>_num</w:t>
             </w:r>
-            <w:proofErr w:type="spellEnd"/>
             <w:r>
               <w:rPr>
                 <w:rFonts w:ascii="思源黑体 CN Normal" w:eastAsia="思源黑体 CN Normal" w:hAnsi="思源黑体 CN Normal" w:hint="eastAsia"/>
@@ -6998,27 +5983,7 @@
           <w:sz w:val="16"/>
           <w:szCs w:val="16"/>
         </w:rPr>
-        <w:t>仅送检样本类型包含石蜡</w:t>
-      </w:r>
-      <w:proofErr w:type="gramStart"/>
-      <w:r>
-        <w:rPr>
-          <w:rFonts w:ascii="思源黑体 CN Normal" w:eastAsia="思源黑体 CN Normal" w:hAnsi="思源黑体 CN Normal"/>
-          <w:color w:val="000000"/>
-          <w:sz w:val="16"/>
-          <w:szCs w:val="16"/>
-        </w:rPr>
-        <w:t>玻</w:t>
-      </w:r>
-      <w:proofErr w:type="gramEnd"/>
-      <w:r>
-        <w:rPr>
-          <w:rFonts w:ascii="思源黑体 CN Normal" w:eastAsia="思源黑体 CN Normal" w:hAnsi="思源黑体 CN Normal"/>
-          <w:color w:val="000000"/>
-          <w:sz w:val="16"/>
-          <w:szCs w:val="16"/>
-        </w:rPr>
-        <w:t>片时可进行此项评估</w:t>
+        <w:t>仅送检样本类型包含石蜡玻片时可进行此项评估</w:t>
       </w:r>
       <w:r>
         <w:rPr>
@@ -7310,27 +6275,7 @@
           <w:sz w:val="16"/>
           <w:szCs w:val="16"/>
         </w:rPr>
-        <w:t>通过所有SNP的深度比衡量异常SNP对</w:t>
-      </w:r>
-      <w:proofErr w:type="spellStart"/>
-      <w:r>
-        <w:rPr>
-          <w:rFonts w:ascii="思源黑体 CN Normal" w:eastAsia="思源黑体 CN Normal" w:hAnsi="思源黑体 CN Normal" w:hint="eastAsia"/>
-          <w:color w:val="000000"/>
-          <w:sz w:val="16"/>
-          <w:szCs w:val="16"/>
-        </w:rPr>
-        <w:t>DepthRatio</w:t>
-      </w:r>
-      <w:proofErr w:type="spellEnd"/>
-      <w:r>
-        <w:rPr>
-          <w:rFonts w:ascii="思源黑体 CN Normal" w:eastAsia="思源黑体 CN Normal" w:hAnsi="思源黑体 CN Normal" w:hint="eastAsia"/>
-          <w:color w:val="000000"/>
-          <w:sz w:val="16"/>
-          <w:szCs w:val="16"/>
-        </w:rPr>
-        <w:t>的影响</w:t>
+        <w:t>通过所有SNP的深度比衡量异常SNP对DepthRatio的影响</w:t>
       </w:r>
       <w:r>
         <w:rPr>
@@ -7876,7 +6821,7 @@
                     </wp:anchor>
                   </w:drawing>
                 </mc:Choice>
-                <mc:Fallback xmlns:w16du="http://schemas.microsoft.com/office/word/2023/wordml/word16du" xmlns:oel="http://schemas.microsoft.com/office/2019/extlst">
+                <mc:Fallback xmlns:oel="http://schemas.microsoft.com/office/2019/extlst" xmlns:w16du="http://schemas.microsoft.com/office/word/2023/wordml/word16du">
                   <w:pict>
                     <v:shape w14:anchorId="26159E53" id="流程图: 接点 10" o:spid="_x0000_s1026" type="#_x0000_t120" style="position:absolute;left:0;text-align:left;margin-left:200.1pt;margin-top:3.25pt;width:24.65pt;height:25.15pt;z-index:-251610112;visibility:visible;mso-wrap-style:square;mso-wrap-distance-left:9pt;mso-wrap-distance-top:0;mso-wrap-distance-right:9pt;mso-wrap-distance-bottom:0;mso-position-horizontal:absolute;mso-position-horizontal-relative:text;mso-position-vertical:absolute;mso-position-vertical-relative:text;v-text-anchor:middle" o:gfxdata="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" fillcolor="#1e7648" stroked="f" strokeweight="1pt">
                       <v:stroke joinstyle="miter"/>
@@ -8026,7 +6971,7 @@
                     </wp:anchor>
                   </w:drawing>
                 </mc:Choice>
-                <mc:Fallback xmlns:w16du="http://schemas.microsoft.com/office/word/2023/wordml/word16du" xmlns:oel="http://schemas.microsoft.com/office/2019/extlst">
+                <mc:Fallback xmlns:oel="http://schemas.microsoft.com/office/2019/extlst" xmlns:w16du="http://schemas.microsoft.com/office/word/2023/wordml/word16du">
                   <w:pict>
                     <v:roundrect w14:anchorId="7E67AF48" id="矩形: 圆角 12" o:spid="_x0000_s1026" style="position:absolute;left:0;text-align:left;margin-left:-5.7pt;margin-top:3.25pt;width:71.3pt;height:25.3pt;z-index:-251611136;visibility:visible;mso-wrap-style:square;mso-wrap-distance-left:9pt;mso-wrap-distance-top:0;mso-wrap-distance-right:9pt;mso-wrap-distance-bottom:0;mso-position-horizontal:absolute;mso-position-horizontal-relative:margin;mso-position-vertical:absolute;mso-position-vertical-relative:text;v-text-anchor:middle" arcsize="10923f" o:gfxdata="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" fillcolor="#f2f2f2 [3052]" stroked="f" strokeweight="1pt">
                       <v:stroke joinstyle="miter"/>
@@ -8137,51 +7082,7 @@
           <w:szCs w:val="13"/>
           <w:highlight w:val="magenta"/>
         </w:rPr>
-        <w:t xml:space="preserve">{{r </w:t>
-      </w:r>
-      <w:proofErr w:type="spellStart"/>
-      <w:r>
-        <w:rPr>
-          <w:rFonts w:ascii="思源黑体 CN Light" w:eastAsia="思源黑体 CN Light" w:hAnsi="思源黑体 CN Light" w:hint="eastAsia"/>
-          <w:color w:val="595959" w:themeColor="text1" w:themeTint="A6"/>
-          <w:sz w:val="13"/>
-          <w:szCs w:val="13"/>
-          <w:highlight w:val="magenta"/>
-        </w:rPr>
-        <w:t>page_</w:t>
-      </w:r>
-      <w:proofErr w:type="gramStart"/>
-      <w:r>
-        <w:rPr>
-          <w:rFonts w:ascii="思源黑体 CN Light" w:eastAsia="思源黑体 CN Light" w:hAnsi="思源黑体 CN Light" w:hint="eastAsia"/>
-          <w:color w:val="595959" w:themeColor="text1" w:themeTint="A6"/>
-          <w:sz w:val="13"/>
-          <w:szCs w:val="13"/>
-          <w:highlight w:val="magenta"/>
-        </w:rPr>
-        <w:t>break</w:t>
-      </w:r>
-      <w:proofErr w:type="spellEnd"/>
-      <w:r>
-        <w:rPr>
-          <w:rFonts w:ascii="思源黑体 CN Light" w:eastAsia="思源黑体 CN Light" w:hAnsi="思源黑体 CN Light" w:hint="eastAsia"/>
-          <w:color w:val="595959" w:themeColor="text1" w:themeTint="A6"/>
-          <w:sz w:val="13"/>
-          <w:szCs w:val="13"/>
-          <w:highlight w:val="magenta"/>
-        </w:rPr>
-        <w:t xml:space="preserve"> }</w:t>
-      </w:r>
-      <w:proofErr w:type="gramEnd"/>
-      <w:r>
-        <w:rPr>
-          <w:rFonts w:ascii="思源黑体 CN Light" w:eastAsia="思源黑体 CN Light" w:hAnsi="思源黑体 CN Light" w:hint="eastAsia"/>
-          <w:color w:val="595959" w:themeColor="text1" w:themeTint="A6"/>
-          <w:sz w:val="13"/>
-          <w:szCs w:val="13"/>
-          <w:highlight w:val="magenta"/>
-        </w:rPr>
-        <w:t>}</w:t>
+        <w:t>{{r page_break }}</w:t>
       </w:r>
     </w:p>
     <w:tbl>
@@ -8296,7 +7197,7 @@
                     </wp:anchor>
                   </w:drawing>
                 </mc:Choice>
-                <mc:Fallback xmlns:w16du="http://schemas.microsoft.com/office/word/2023/wordml/word16du" xmlns:oel="http://schemas.microsoft.com/office/2019/extlst">
+                <mc:Fallback xmlns:oel="http://schemas.microsoft.com/office/2019/extlst" xmlns:w16du="http://schemas.microsoft.com/office/word/2023/wordml/word16du">
                   <w:pict>
                     <v:shape w14:anchorId="05CC4F12" id="流程图: 接点 10" o:spid="_x0000_s1026" type="#_x0000_t120" style="position:absolute;left:0;text-align:left;margin-left:199.35pt;margin-top:3.25pt;width:24.65pt;height:25.15pt;z-index:-251607040;visibility:visible;mso-wrap-style:square;mso-wrap-distance-left:9pt;mso-wrap-distance-top:0;mso-wrap-distance-right:9pt;mso-wrap-distance-bottom:0;mso-position-horizontal:absolute;mso-position-horizontal-relative:text;mso-position-vertical:absolute;mso-position-vertical-relative:text;v-text-anchor:middle" o:gfxdata="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" fillcolor="#1e7648" stroked="f" strokeweight="1pt">
                       <v:stroke joinstyle="miter"/>
@@ -8446,7 +7347,7 @@
                     </wp:anchor>
                   </w:drawing>
                 </mc:Choice>
-                <mc:Fallback xmlns:w16du="http://schemas.microsoft.com/office/word/2023/wordml/word16du" xmlns:oel="http://schemas.microsoft.com/office/2019/extlst">
+                <mc:Fallback xmlns:oel="http://schemas.microsoft.com/office/2019/extlst" xmlns:w16du="http://schemas.microsoft.com/office/word/2023/wordml/word16du">
                   <w:pict>
                     <v:roundrect w14:anchorId="5954A136" id="矩形: 圆角 12" o:spid="_x0000_s1026" style="position:absolute;left:0;text-align:left;margin-left:-5.7pt;margin-top:3.25pt;width:71.3pt;height:25.3pt;z-index:-251608064;visibility:visible;mso-wrap-style:square;mso-wrap-distance-left:9pt;mso-wrap-distance-top:0;mso-wrap-distance-right:9pt;mso-wrap-distance-bottom:0;mso-position-horizontal:absolute;mso-position-horizontal-relative:margin;mso-position-vertical:absolute;mso-position-vertical-relative:text;v-text-anchor:middle" arcsize="10923f" o:gfxdata="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" fillcolor="#f2f2f2 [3052]" stroked="f" strokeweight="1pt">
                       <v:stroke joinstyle="miter"/>
@@ -8552,25 +7453,7 @@
           <w:sz w:val="16"/>
           <w:szCs w:val="16"/>
         </w:rPr>
-        <w:t xml:space="preserve">Li MM, Datto M, </w:t>
-      </w:r>
-      <w:proofErr w:type="spellStart"/>
-      <w:r>
-        <w:rPr>
-          <w:rFonts w:ascii="思源黑体 CN Normal" w:eastAsia="思源黑体 CN Normal" w:hAnsi="思源黑体 CN Normal"/>
-          <w:sz w:val="16"/>
-          <w:szCs w:val="16"/>
-        </w:rPr>
-        <w:t>Duncavage</w:t>
-      </w:r>
-      <w:proofErr w:type="spellEnd"/>
-      <w:r>
-        <w:rPr>
-          <w:rFonts w:ascii="思源黑体 CN Normal" w:eastAsia="思源黑体 CN Normal" w:hAnsi="思源黑体 CN Normal"/>
-          <w:sz w:val="16"/>
-          <w:szCs w:val="16"/>
-        </w:rPr>
-        <w:t xml:space="preserve"> EJ, Kulkarni S, et al. (2017) Standards and Guidelines for the Interpretation and Reporting of Sequence Variants in Cancer: A Joint Consensus Recommendation of the Association for Molecular Pathology American Society of Clinical Oncology, and College of American Pathologists. J Mol Diagn. Jan;19(1):4-23. [PMID: 27993330]</w:t>
+        <w:t>Li MM, Datto M, Duncavage EJ, Kulkarni S, et al. (2017) Standards and Guidelines for the Interpretation and Reporting of Sequence Variants in Cancer: A Joint Consensus Recommendation of the Association for Molecular Pathology American Society of Clinical Oncology, and College of American Pathologists. J Mol Diagn. Jan;19(1):4-23. [PMID: 27993330]</w:t>
       </w:r>
     </w:p>
     <w:p>
@@ -8624,54 +7507,7 @@
           <w:sz w:val="16"/>
           <w:szCs w:val="16"/>
         </w:rPr>
-        <w:t>{%p for a in (</w:t>
-      </w:r>
-      <w:proofErr w:type="spellStart"/>
-      <w:proofErr w:type="gramStart"/>
-      <w:r>
-        <w:rPr>
-          <w:rFonts w:ascii="思源黑体 CN Normal" w:eastAsia="思源黑体 CN Normal" w:hAnsi="思源黑体 CN Normal"/>
-          <w:sz w:val="16"/>
-          <w:szCs w:val="16"/>
-        </w:rPr>
-        <w:t>refer.fixed</w:t>
-      </w:r>
-      <w:proofErr w:type="spellEnd"/>
-      <w:proofErr w:type="gramEnd"/>
-      <w:r>
-        <w:rPr>
-          <w:rFonts w:ascii="思源黑体 CN Normal" w:eastAsia="思源黑体 CN Normal" w:hAnsi="思源黑体 CN Normal"/>
-          <w:sz w:val="16"/>
-          <w:szCs w:val="16"/>
-        </w:rPr>
-        <w:t xml:space="preserve"> + refer.dynamic.s_var12 + </w:t>
-      </w:r>
-      <w:proofErr w:type="spellStart"/>
-      <w:r>
-        <w:rPr>
-          <w:rFonts w:ascii="思源黑体 CN Normal" w:eastAsia="思源黑体 CN Normal" w:hAnsi="思源黑体 CN Normal"/>
-          <w:sz w:val="16"/>
-          <w:szCs w:val="16"/>
-        </w:rPr>
-        <w:t>refer.dynamic.s_var_onco_nodrug</w:t>
-      </w:r>
-      <w:proofErr w:type="spellEnd"/>
-      <w:r>
-        <w:rPr>
-          <w:rFonts w:ascii="思源黑体 CN Normal" w:eastAsia="思源黑体 CN Normal" w:hAnsi="思源黑体 CN Normal"/>
-          <w:sz w:val="16"/>
-          <w:szCs w:val="16"/>
-        </w:rPr>
-        <w:t xml:space="preserve"> + </w:t>
-      </w:r>
-      <w:proofErr w:type="spellStart"/>
-      <w:r>
-        <w:rPr>
-          <w:rFonts w:ascii="思源黑体 CN Normal" w:eastAsia="思源黑体 CN Normal" w:hAnsi="思源黑体 CN Normal"/>
-          <w:sz w:val="16"/>
-          <w:szCs w:val="16"/>
-        </w:rPr>
-        <w:t>refer.dynamic.</w:t>
+        <w:t>{%p for a in (refer.fixed + refer.dynamic.s_var12 + refer.dynamic.s_var_onco_nodrug + refer.dynamic.</w:t>
       </w:r>
       <w:r>
         <w:rPr>
@@ -8681,7 +7517,6 @@
         </w:rPr>
         <w:t>hrd</w:t>
       </w:r>
-      <w:proofErr w:type="spellEnd"/>
       <w:r>
         <w:rPr>
           <w:rFonts w:ascii="思源黑体 CN Normal" w:eastAsia="思源黑体 CN Normal" w:hAnsi="思源黑体 CN Normal"/>
@@ -8742,18 +7577,8 @@
           <w:sz w:val="16"/>
           <w:szCs w:val="16"/>
         </w:rPr>
-        <w:t xml:space="preserve">p </w:t>
-      </w:r>
-      <w:proofErr w:type="spellStart"/>
-      <w:r>
-        <w:rPr>
-          <w:rFonts w:ascii="思源黑体 CN Normal" w:eastAsia="思源黑体 CN Normal" w:hAnsi="思源黑体 CN Normal"/>
-          <w:sz w:val="16"/>
-          <w:szCs w:val="16"/>
-        </w:rPr>
-        <w:t>endfor</w:t>
-      </w:r>
-      <w:proofErr w:type="spellEnd"/>
+        <w:t>p endfor</w:t>
+      </w:r>
       <w:r>
         <w:rPr>
           <w:rFonts w:ascii="思源黑体 CN Normal" w:eastAsia="思源黑体 CN Normal" w:hAnsi="思源黑体 CN Normal" w:hint="eastAsia"/>
@@ -8780,51 +7605,7 @@
           <w:szCs w:val="13"/>
           <w:highlight w:val="magenta"/>
         </w:rPr>
-        <w:t xml:space="preserve">{{r </w:t>
-      </w:r>
-      <w:proofErr w:type="spellStart"/>
-      <w:r>
-        <w:rPr>
-          <w:rFonts w:ascii="思源黑体 CN Light" w:eastAsia="思源黑体 CN Light" w:hAnsi="思源黑体 CN Light" w:hint="eastAsia"/>
-          <w:color w:val="595959" w:themeColor="text1" w:themeTint="A6"/>
-          <w:sz w:val="13"/>
-          <w:szCs w:val="13"/>
-          <w:highlight w:val="magenta"/>
-        </w:rPr>
-        <w:t>page_</w:t>
-      </w:r>
-      <w:proofErr w:type="gramStart"/>
-      <w:r>
-        <w:rPr>
-          <w:rFonts w:ascii="思源黑体 CN Light" w:eastAsia="思源黑体 CN Light" w:hAnsi="思源黑体 CN Light" w:hint="eastAsia"/>
-          <w:color w:val="595959" w:themeColor="text1" w:themeTint="A6"/>
-          <w:sz w:val="13"/>
-          <w:szCs w:val="13"/>
-          <w:highlight w:val="magenta"/>
-        </w:rPr>
-        <w:t>break</w:t>
-      </w:r>
-      <w:proofErr w:type="spellEnd"/>
-      <w:r>
-        <w:rPr>
-          <w:rFonts w:ascii="思源黑体 CN Light" w:eastAsia="思源黑体 CN Light" w:hAnsi="思源黑体 CN Light" w:hint="eastAsia"/>
-          <w:color w:val="595959" w:themeColor="text1" w:themeTint="A6"/>
-          <w:sz w:val="13"/>
-          <w:szCs w:val="13"/>
-          <w:highlight w:val="magenta"/>
-        </w:rPr>
-        <w:t xml:space="preserve"> }</w:t>
-      </w:r>
-      <w:proofErr w:type="gramEnd"/>
-      <w:r>
-        <w:rPr>
-          <w:rFonts w:ascii="思源黑体 CN Light" w:eastAsia="思源黑体 CN Light" w:hAnsi="思源黑体 CN Light" w:hint="eastAsia"/>
-          <w:color w:val="595959" w:themeColor="text1" w:themeTint="A6"/>
-          <w:sz w:val="13"/>
-          <w:szCs w:val="13"/>
-          <w:highlight w:val="magenta"/>
-        </w:rPr>
-        <w:t>}</w:t>
+        <w:t>{{r page_break }}</w:t>
       </w:r>
     </w:p>
     <w:tbl>
@@ -8939,7 +7720,7 @@
                     </wp:anchor>
                   </w:drawing>
                 </mc:Choice>
-                <mc:Fallback xmlns:w16du="http://schemas.microsoft.com/office/word/2023/wordml/word16du" xmlns:oel="http://schemas.microsoft.com/office/2019/extlst">
+                <mc:Fallback xmlns:oel="http://schemas.microsoft.com/office/2019/extlst" xmlns:w16du="http://schemas.microsoft.com/office/word/2023/wordml/word16du">
                   <w:pict>
                     <v:shape w14:anchorId="558D5BC6" id="流程图: 接点 26" o:spid="_x0000_s1026" type="#_x0000_t120" style="position:absolute;left:0;text-align:left;margin-left:200.1pt;margin-top:3.25pt;width:24.65pt;height:25.15pt;z-index:-251603968;visibility:visible;mso-wrap-style:square;mso-wrap-distance-left:9pt;mso-wrap-distance-top:0;mso-wrap-distance-right:9pt;mso-wrap-distance-bottom:0;mso-position-horizontal:absolute;mso-position-horizontal-relative:text;mso-position-vertical:absolute;mso-position-vertical-relative:text;v-text-anchor:middle" o:gfxdata="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" fillcolor="#1e7648" stroked="f" strokeweight="1pt">
                       <v:stroke joinstyle="miter"/>
@@ -9111,7 +7892,7 @@
                     </wp:anchor>
                   </w:drawing>
                 </mc:Choice>
-                <mc:Fallback xmlns:w16du="http://schemas.microsoft.com/office/word/2023/wordml/word16du" xmlns:oel="http://schemas.microsoft.com/office/2019/extlst">
+                <mc:Fallback xmlns:oel="http://schemas.microsoft.com/office/2019/extlst" xmlns:w16du="http://schemas.microsoft.com/office/word/2023/wordml/word16du">
                   <w:pict>
                     <v:roundrect w14:anchorId="03933F6A" id="矩形: 圆角 27" o:spid="_x0000_s1026" style="position:absolute;left:0;text-align:left;margin-left:-5.7pt;margin-top:3.25pt;width:71.3pt;height:25.3pt;z-index:-251604992;visibility:visible;mso-wrap-style:square;mso-wrap-distance-left:9pt;mso-wrap-distance-top:0;mso-wrap-distance-right:9pt;mso-wrap-distance-bottom:0;mso-position-horizontal:absolute;mso-position-horizontal-relative:margin;mso-position-vertical:absolute;mso-position-vertical-relative:text;v-text-anchor:middle" arcsize="10923f" o:gfxdata="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" fillcolor="#f2f2f2 [3052]" stroked="f" strokeweight="1pt">
                       <v:stroke joinstyle="miter"/>
@@ -9254,51 +8035,7 @@
           <w:szCs w:val="13"/>
           <w:highlight w:val="magenta"/>
         </w:rPr>
-        <w:t xml:space="preserve">{{r </w:t>
-      </w:r>
-      <w:proofErr w:type="spellStart"/>
-      <w:r>
-        <w:rPr>
-          <w:rFonts w:ascii="思源黑体 CN Light" w:eastAsia="思源黑体 CN Light" w:hAnsi="思源黑体 CN Light" w:hint="eastAsia"/>
-          <w:color w:val="595959" w:themeColor="text1" w:themeTint="A6"/>
-          <w:sz w:val="13"/>
-          <w:szCs w:val="13"/>
-          <w:highlight w:val="magenta"/>
-        </w:rPr>
-        <w:t>page_</w:t>
-      </w:r>
-      <w:proofErr w:type="gramStart"/>
-      <w:r>
-        <w:rPr>
-          <w:rFonts w:ascii="思源黑体 CN Light" w:eastAsia="思源黑体 CN Light" w:hAnsi="思源黑体 CN Light" w:hint="eastAsia"/>
-          <w:color w:val="595959" w:themeColor="text1" w:themeTint="A6"/>
-          <w:sz w:val="13"/>
-          <w:szCs w:val="13"/>
-          <w:highlight w:val="magenta"/>
-        </w:rPr>
-        <w:t>break</w:t>
-      </w:r>
-      <w:proofErr w:type="spellEnd"/>
-      <w:r>
-        <w:rPr>
-          <w:rFonts w:ascii="思源黑体 CN Light" w:eastAsia="思源黑体 CN Light" w:hAnsi="思源黑体 CN Light" w:hint="eastAsia"/>
-          <w:color w:val="595959" w:themeColor="text1" w:themeTint="A6"/>
-          <w:sz w:val="13"/>
-          <w:szCs w:val="13"/>
-          <w:highlight w:val="magenta"/>
-        </w:rPr>
-        <w:t xml:space="preserve"> }</w:t>
-      </w:r>
-      <w:proofErr w:type="gramEnd"/>
-      <w:r>
-        <w:rPr>
-          <w:rFonts w:ascii="思源黑体 CN Light" w:eastAsia="思源黑体 CN Light" w:hAnsi="思源黑体 CN Light" w:hint="eastAsia"/>
-          <w:color w:val="595959" w:themeColor="text1" w:themeTint="A6"/>
-          <w:sz w:val="13"/>
-          <w:szCs w:val="13"/>
-          <w:highlight w:val="magenta"/>
-        </w:rPr>
-        <w:t>}</w:t>
+        <w:t>{{r page_break }}</w:t>
       </w:r>
     </w:p>
     <w:p>
@@ -9664,25 +8401,7 @@
         <w:sz w:val="16"/>
         <w:szCs w:val="16"/>
       </w:rPr>
-      <w:t>{{</w:t>
-    </w:r>
-    <w:proofErr w:type="spellStart"/>
-    <w:r>
-      <w:rPr>
-        <w:rFonts w:ascii="思源黑体 CN Normal" w:eastAsia="思源黑体 CN Normal" w:hAnsi="思源黑体 CN Normal"/>
-        <w:sz w:val="16"/>
-        <w:szCs w:val="16"/>
-      </w:rPr>
-      <w:t>sample.sample_parent_id</w:t>
-    </w:r>
-    <w:proofErr w:type="spellEnd"/>
-    <w:r>
-      <w:rPr>
-        <w:rFonts w:ascii="思源黑体 CN Normal" w:eastAsia="思源黑体 CN Normal" w:hAnsi="思源黑体 CN Normal"/>
-        <w:sz w:val="16"/>
-        <w:szCs w:val="16"/>
-      </w:rPr>
-      <w:t>}}</w:t>
+      <w:t>{{sample.sample_parent_id}}</w:t>
     </w:r>
     <w:r>
       <w:rPr>
@@ -9706,25 +8425,7 @@
         <w:sz w:val="16"/>
         <w:szCs w:val="16"/>
       </w:rPr>
-      <w:t>{{</w:t>
-    </w:r>
-    <w:proofErr w:type="spellStart"/>
-    <w:r>
-      <w:rPr>
-        <w:rFonts w:ascii="思源黑体 CN Normal" w:eastAsia="思源黑体 CN Normal" w:hAnsi="思源黑体 CN Normal"/>
-        <w:sz w:val="16"/>
-        <w:szCs w:val="16"/>
-      </w:rPr>
-      <w:t>sample.patient_name</w:t>
-    </w:r>
-    <w:proofErr w:type="spellEnd"/>
-    <w:r>
-      <w:rPr>
-        <w:rFonts w:ascii="思源黑体 CN Normal" w:eastAsia="思源黑体 CN Normal" w:hAnsi="思源黑体 CN Normal"/>
-        <w:sz w:val="16"/>
-        <w:szCs w:val="16"/>
-      </w:rPr>
-      <w:t>}}</w:t>
+      <w:t>{{sample.patient_name}}</w:t>
     </w:r>
     <w:r>
       <w:rPr>
@@ -9740,35 +8441,7 @@
         <w:sz w:val="16"/>
         <w:szCs w:val="16"/>
       </w:rPr>
-      <w:t>{{</w:t>
-    </w:r>
-    <w:proofErr w:type="spellStart"/>
-    <w:proofErr w:type="gramStart"/>
-    <w:r>
-      <w:rPr>
-        <w:rFonts w:ascii="思源黑体 CN Normal" w:eastAsia="思源黑体 CN Normal" w:hAnsi="思源黑体 CN Normal"/>
-        <w:sz w:val="16"/>
-        <w:szCs w:val="16"/>
-      </w:rPr>
-      <w:t>sample.report</w:t>
-    </w:r>
-    <w:proofErr w:type="gramEnd"/>
-    <w:r>
-      <w:rPr>
-        <w:rFonts w:ascii="思源黑体 CN Normal" w:eastAsia="思源黑体 CN Normal" w:hAnsi="思源黑体 CN Normal"/>
-        <w:sz w:val="16"/>
-        <w:szCs w:val="16"/>
-      </w:rPr>
-      <w:t>_date</w:t>
-    </w:r>
-    <w:proofErr w:type="spellEnd"/>
-    <w:r>
-      <w:rPr>
-        <w:rFonts w:ascii="思源黑体 CN Normal" w:eastAsia="思源黑体 CN Normal" w:hAnsi="思源黑体 CN Normal"/>
-        <w:sz w:val="16"/>
-        <w:szCs w:val="16"/>
-      </w:rPr>
-      <w:t>}}</w:t>
+      <w:t>{{sample.report_date}}</w:t>
     </w:r>
     <w:r>
       <w:rPr>
